--- a/cpi-artifacts/CPIPracticeflows/docs/CPIPracticeflows_Technical_Spec.docx
+++ b/cpi-artifacts/CPIPracticeflows/docs/CPIPracticeflows_Technical_Spec.docx
@@ -8,6 +8,11 @@
       </w:pPr>
       <w:r>
         <w:t>SAP CPI Integration Technical Specification</w:t>
+      </w:r>
+    </w:p>
+    <w:p>
+      <w:r>
+        <w:t>iFlow: democicd.iflw</w:t>
       </w:r>
     </w:p>
     <w:p>
@@ -48,19 +53,16 @@
         <w:t>### 1. Introduction</w:t>
         <w:br/>
         <w:br/>
-        <w:t>The Integration Platform for Cloud Integration (SAP CPI) serves as a central hub for orchestrating and managing complex enterprise integration scenarios, enabling seamless communication between various systems and applications across different technologies and protocols. This section provides an overview of the key components and functionalities of SAP CPI, setting the stage for deeper technical discussions in subsequent sections.</w:t>
+        <w:t>The SAP Cloud Platform Integration (SAP CPI) is a comprehensive integration platform that enables seamless communication and data exchange between various applications, systems, and services across an organization's digital landscape. The iFlow democicd.iflw within this context represents a specific instance of an integration flow designed to demonstrate key functionalities and best practices for developing and deploying integration scenarios on SAP CPI.</w:t>
         <w:br/>
         <w:br/>
-        <w:t>At its core, SAP CPI is designed to facilitate the development and deployment of integration solutions that can handle diverse business requirements, from simple data transfers to complex processes involving multiple systems. The platform leverages a service-oriented architecture (SOA) approach, allowing organizations to build modular and scalable integrations using pre-defined services and components.</w:t>
+        <w:t>The iFlow democicd.iflw is structured as a composite application that integrates multiple services, including but not limited to, external web services, SAP systems, and cloud-based applications. This iFlow serves as a practical example to illustrate the capabilities of SAP CPI in handling complex data transformations, error handling, and event-driven architectures. The flow is designed to be modular and scalable, allowing for easy maintenance and future enhancements.</w:t>
         <w:br/>
         <w:br/>
-        <w:t>SAP CPI operates on a multi-layered architecture, consisting of the Integration Server, which is responsible for executing integration flows; the Administration Console, used for managing and monitoring these flows; and various adapters that enable communication with different systems. The platform supports a wide range of protocols and data formats, ensuring flexibility in integrating disparate systems.</w:t>
+        <w:t>The primary objectives of this document are to provide a detailed understanding of the architecture and implementation aspects of the iFlow democicd.iflw, as well as to guide technical architects and developers in replicating or extending similar integration scenarios. The document will cover key components such as source connectors, transformation rules, target connectors, error handling strategies, and monitoring mechanisms.</w:t>
         <w:br/>
         <w:br/>
-        <w:t>Integration flows in SAP CPI are defined using the Business Process Modeler (BPM), which provides a visual interface for designing processes without requiring extensive programming knowledge. These flows can be composed of various elements such as source connectors, transformation steps, and target connectors, each serving specific functions within the integration process. The platform also supports the use of business rules and decision tables to dynamically control flow execution based on predefined conditions.</w:t>
-        <w:br/>
-        <w:br/>
-        <w:t>By leveraging SAP CPI, organizations can achieve significant benefits in terms of operational efficiency</w:t>
+        <w:t>By leveraging the capabilities of SAP CPI, this iFlow aims to showcase efficient data flow management, robust security measures, and seamless connectivity across diverse environments. It is intended for use in both development and production scenarios, providing a solid foundation for building more complex integration solutions on the SAP CPI platform.</w:t>
       </w:r>
     </w:p>
     <w:p>
@@ -73,7 +75,16 @@
     </w:p>
     <w:p>
       <w:r>
-        <w:t>The purpose of this integration is to establish a seamless and efficient communication channel between the existing SAP ERP system and external business partners, leveraging the capabilities of SAP Cloud Platform Integration (SAP CPI). This integration aims to enhance data exchange processes by automating workflows, ensuring real-time synchronization, and improving overall operational efficiency. By utilizing SAP CPI's robust connectivity options, including both on-premise and cloud-based systems, this integration will facilitate secure and reliable data transfer, thereby supporting business growth and compliance with regulatory requirements. The primary objectives include streamlining the order-to-cash cycle, optimizing supply chain management, and enhancing customer service through timely and accurate information exchange. Additionally, the integration will enable the implementation of advanced business processes such as automated invoicing, order confirmation, and inventory management updates, thereby driving operational excellence and reducing manual intervention.</w:t>
+        <w:t>1.1 Purpose</w:t>
+        <w:br/>
+        <w:br/>
+        <w:t>The purpose of this section is to provide a detailed technical documentation that outlines the integration flow configured within the SAP Cloud Platform Integration (SAP CPI) environment. This document serves as a comprehensive reference for understanding and maintaining the integration processes, ensuring seamless data exchange between various systems. By adhering to SAP CPI terminology and best practices, this documentation aims to facilitate clear communication among stakeholders, including developers, system administrators, and business analysts involved in the integration project.</w:t>
+        <w:br/>
+        <w:br/>
+        <w:t>The integration flow described herein is designed to address specific business requirements, such as real-time data synchronization, event-driven processing, and automated workflows. It encompasses a series of steps that are executed sequentially or concurrently based on predefined conditions. The documentation includes detailed descriptions of each step, including source systems, target systems, transformation rules, error handling mechanisms, and monitoring strategies.</w:t>
+        <w:br/>
+        <w:br/>
+        <w:t>This section is crucial for ensuring the integrity and reliability of the integration processes. It provides a blueprint for troubleshooting issues, optimizing performance, and scaling the solution as business needs evolve. By maintaining this document up-to-date with any changes or updates to the integration configuration, it supports continuous improvement and aligns the technical implementation with strategic business objectives.</w:t>
       </w:r>
     </w:p>
     <w:p>
@@ -86,16 +97,19 @@
     </w:p>
     <w:p>
       <w:r>
-        <w:t>The scope of this integration project is defined within the boundaries of the SAP Cloud Platform Integration (SAP CPI) environment, encompassing both the technical and business requirements. The primary objective is to establish a seamless data flow between various systems, ensuring that information can be exchanged efficiently and accurately across different applications and services. This integration will leverage the capabilities of SAP CPI to handle complex scenarios such as message routing, transformation, and event-driven processing.</w:t>
+        <w:t>The scope of this document encompasses the comprehensive architecture and operational aspects of the Customer Relationship Integration (CPI) solution within the SAP environment. This includes a detailed exploration of adapters, scripts, mappings, and their runtime behavior to ensure a thorough understanding of how these components interact and function together.</w:t>
         <w:br/>
         <w:br/>
-        <w:t>The scope includes the design and implementation of multiple integration flows, each tailored to specific business processes. These flows will connect diverse systems including on-premise ERP solutions, cloud-based applications, and third-party services, thereby enabling a cohesive operational environment. Key components of this scope are the creation of custom connectors, the development of transformation rules, and the configuration of event-driven triggers.</w:t>
+        <w:t>Adapters play a crucial role in facilitating communication between different systems by enabling seamless data exchange. The scope covers various types of adapters such as HTTP, FTP, JMS, and database adapters, each designed for specific integration scenarios. These adapters are configured with appropriate properties to establish connections and perform operations like sending or receiving messages, executing SQL queries, or manipulating files.</w:t>
         <w:br/>
         <w:br/>
-        <w:t>Furthermore, the integration project will focus on enhancing data quality by implementing validation rules within the integration flows. This ensures that only accurate and relevant data is processed, reducing the risk of errors downstream. Additionally, security measures such as role-based access control (RBAC) and encryption will be integrated to protect sensitive information during transmission.</w:t>
+        <w:t>Scripts are another integral part of the CPI solution, providing flexibility in customizing the behavior of processes beyond what is achievable through standard configurations. The scope includes both pre- and post-mapping scripts that can be used for data transformation, validation, or additional processing steps. These scripts are written using JavaScript and can interact with various system resources to perform complex operations.</w:t>
         <w:br/>
         <w:br/>
-        <w:t>The scope also encompasses performance optimization strategies, including the use of caching mechanisms and parallel processing techniques, to ensure that integration processes are efficient and scalable. This is crucial for maintaining high service levels even under heavy load conditions. Lastly, the documentation and testing phases will be meticulously planned to ensure a smooth deployment and ongoing support of the integrated systems.</w:t>
+        <w:t>Mappings define how data flows between different systems and components within the CPI solution. This section delves into the structure of mappings, including source and target schemas, transformations, and error handling mechanisms. The focus is on understanding how data is processed, validated, and transformed during integration processes, ensuring that the data integrity and consistency are maintained throughout.</w:t>
+        <w:br/>
+        <w:br/>
+        <w:t>Runtime behavior encompasses the operational aspects of the components when they are in use. This includes performance tuning, monitoring, logging, and troubleshooting strategies to ensure optimal system performance and</w:t>
       </w:r>
     </w:p>
     <w:p>
@@ -108,22 +122,19 @@
     </w:p>
     <w:p>
       <w:r>
-        <w:t>2. Integration Overview</w:t>
+        <w:t>The integration overview for the proposed solution is centered around leveraging the capabilities of SAP Cloud Platform Integration (SAP CPI) to establish seamless communication between disparate systems. The architecture will employ a sender and receiver adapter approach, although specific types of adapters are not defined in this context. The primary goal is to ensure robust data exchange and process orchestration across different applications and services.</w:t>
         <w:br/>
         <w:br/>
-        <w:t>The integration landscape within the SAP Corporate Performance Intelligence (CPI) environment is a critical component for ensuring seamless data flow and business process automation across various systems. This section provides a high-level overview of the integration architecture, focusing on key components and their interactions.</w:t>
+        <w:t>At the core of the integration design lies the use of SAP CPI's powerful adapter framework, which supports a wide range of protocols and technologies, enabling the connection between various sender systems and receiver systems. Sender adapters will be responsible for initiating communication by extracting data from source systems and preparing it for transmission to the target systems. Conversely, receiver adapters will handle incoming data, processing it according to predefined rules and integrating it into the receiving system.</w:t>
         <w:br/>
         <w:br/>
-        <w:t>At the core of the integration strategy lies the SAP CPI Integration Hub, which serves as the central orchestrator for all integration processes within the environment. The Integration Hub acts as a bridge between different data sources and target systems, facilitating the exchange of structured and unstructured data through various integration methods such as direct file transfers, web services, and message queues.</w:t>
+        <w:t>The integration flows are designed to follow a service-oriented architecture (SOA) pattern, where each adapter acts as an independent service that can be easily integrated or replaced without affecting the overall system. This approach ensures flexibility and scalability, allowing for future enhancements or changes in either the sender or receiver systems without disrupting ongoing operations.</w:t>
         <w:br/>
         <w:br/>
-        <w:t>The Integration Hub leverages the SAP CPI Integration Framework to define and execute integration flows. These flows are designed using the Business Process Modeler (BPM) tool, which allows for the creation of complex business processes involving multiple steps and decision points. The BPM tool supports both synchronous and asynchronous processing models, enabling real-time data exchanges as well as batch processing scenarios.</w:t>
+        <w:t>To ensure data integrity and consistency during integration, a comprehensive error handling mechanism will be implemented. This includes robust logging capabilities to capture detailed information about each transaction, as well as fallback mechanisms to handle unexpected errors gracefully. Additionally, the use of message headers and metadata will facilitate tracking and tracing of messages throughout their lifecycle, providing visibility into the flow of data from sender to receiver.</w:t>
         <w:br/>
         <w:br/>
-        <w:t>To ensure robust error handling and monitoring, SAP CPI Integration Hub integrates with the SAP CPI Monitoring Service. This service provides comprehensive visibility into integration flows, allowing for proactive issue resolution through real-time alerts and detailed logs. Additionally, it supports the implementation of business rules and exception handling mechanisms to maintain data integrity and system reliability.</w:t>
-        <w:br/>
-        <w:br/>
-        <w:t>The integration architecture also incorporates various adapters provided by the SAP CPI Integration Framework. These adapters enable seamless connectivity with diverse systems, including SAP systems, external databases, cloud services, and third-party applications.</w:t>
+        <w:t>Security is a critical</w:t>
       </w:r>
     </w:p>
     <w:p>
@@ -136,19 +147,22 @@
     </w:p>
     <w:p>
       <w:r>
-        <w:t>The integration architecture for the Customer Procurement Innovation (CPI) solution is designed to ensure seamless and efficient data exchange between various systems, leveraging the capabilities of SAP Cloud Platform Integration (SAP CPI). At its core, the architecture consists of a layered structure that includes the Source Systems, Integration Flows, Target Systems, and Monitoring &amp; Management Components.</w:t>
+        <w:t>The integration architecture for the solution is meticulously designed using SAP Cloud Platform Integration (SAP CPI) to ensure seamless and efficient data flow between various systems. At its core, this architecture leverages iFlow configurations to orchestrate complex business processes. Each iFlow instance acts as a central component, coordinating interactions with multiple external systems through a series of steps that include transformation, validation, and error handling.</w:t>
         <w:br/>
         <w:br/>
-        <w:t>The Source Systems are diverse, encompassing both internal SAP systems such as S/4HANA and external systems like ERP systems from other vendors. These systems provide the raw data that needs to be processed and transformed before being delivered to the target systems. The integration flows act as the central nervous system of this architecture, facilitating the movement of data through a series of predefined steps or processes.</w:t>
+        <w:t>The primary components of the integration architecture include:</w:t>
         <w:br/>
         <w:br/>
-        <w:t>Integration Flows in SAP CPI are designed using the drag-and-drop interface provided by the platform, allowing for the creation of complex business processes with minimal coding. These flows can include various components such as adapters, transformations, and rules to handle different types of data and ensure compliance with business requirements. Adapters are used to connect to source and target systems, while transformations enable the manipulation of data formats and structures.</w:t>
+        <w:t>1. **iFlows**: These are the fundamental building blocks for defining integration flows in SAP CPI. An iFlow consists of a sequence of steps that define how data is transformed, validated, or enriched as it moves through the system. Each step can be configured to handle specific tasks such as mapping, transformation, or invoking external services.</w:t>
         <w:br/>
         <w:br/>
-        <w:t>The Target Systems in this architecture range from SAP systems like S/4HANA and BW/4HANA to external systems such as CRM platforms or third-party applications. The integration flows ensure that the transformed data is accurately delivered to these systems, maintaining the integrity and consistency of the information across different business processes.</w:t>
+        <w:t>2. **Connectors**: Connectors are used to establish communication with various systems and services. SAP CPI supports a wide range of connectors, including HTTP, JMS, FTP, and custom connectors for specialized scenarios. These connectors facilitate the exchange of data between different systems by providing the necessary protocols and mechanisms.</w:t>
         <w:br/>
         <w:br/>
-        <w:t>Monitoring &amp; Management Components are crucial for ensuring the reliability</w:t>
+        <w:t>3. **Event-Driven Architecture (EDA)**: The integration architecture is designed to be event-driven, allowing it to react dynamically to changes in the environment or data. Event sources can trigger iFlows based on specific conditions or events, ensuring that processes are initiated only when required. This approach enhances efficiency by reducing unnecessary processing and improving response times.</w:t>
+        <w:br/>
+        <w:br/>
+        <w:t>4. **Transformation Steps**: Transformation steps within iFlows play</w:t>
       </w:r>
     </w:p>
     <w:p>
@@ -161,16 +175,16 @@
     </w:p>
     <w:p>
       <w:r>
-        <w:t>Integration components within the SAP Cloud Platform Integration (SAP CPI) framework play a crucial role in facilitating seamless data exchange and process orchestration between different systems. These components include adapters, mappings, and scripts, each serving distinct purposes to ensure robust and efficient integration solutions.</w:t>
+        <w:t>Integration Components within the SAP Cloud Platform Integration (SAP CPI) environment are crucial for enabling seamless communication and data exchange between various systems. These components include adapters, processes, and gateways, each serving distinct roles in the integration landscape.</w:t>
         <w:br/>
         <w:br/>
-        <w:t>Adapters are the primary means of connecting SAP CPI with external systems or services. They provide pre-built connectors for various protocols, databases, and enterprise applications, enabling seamless interaction without requiring custom development. Adapters support a wide range of technologies such as HTTP/HTTPS, FTP, JMS, and more, ensuring compatibility across diverse integration scenarios. For instance, an HTTP adapter can be used to interact with web services, while a database adapter facilitates direct access to relational databases.</w:t>
+        <w:t>Adapters form the backbone of integration by providing connectivity to different sources such as databases, web services, file systems, and SAP systems. They act as intermediaries that translate data from one format or protocol to another, ensuring compatibility between diverse systems. For instance, an HTTP adapter can be used to interact with external RESTful APIs, while a JMS adapter facilitates communication with message-oriented middleware like IBM MQ.</w:t>
         <w:br/>
         <w:br/>
-        <w:t>Mappings are essential for transforming data between different formats or structures during the integration process. They define how data is extracted from source systems, transformed, and loaded into target systems. Mappings can include complex logic such as conditional processing, aggregation, and normalization of data. The Mapping Designer in SAP CPI allows users to create and manage mappings using a graphical interface, making it accessible even for non-technical personnel. For example, a mapping might convert JSON data from an external API into XML format required by an internal system.</w:t>
+        <w:t>Processes in SAP CPI are the logical units of integration logic. They encompass a series of steps that define how data flows and transformations occur within the integration flow. These processes can include complex business rules, decision-making logic, and error handling mechanisms. Process designers use the graphical user interface provided by SAP CPI to create, configure, and manage these processes. Each process is composed of activities such as adapters for data retrieval or modification, scripts for custom logic execution, and mappings for data transformation.</w:t>
         <w:br/>
         <w:br/>
-        <w:t>Scripts provide the flexibility to implement custom logic that cannot be achieved through standard adapters or mappings alone. They are written in JavaScript and can be executed at various stages of the integration flow, such as pre- or post-processing steps. Scripts enable developers to handle complex</w:t>
+        <w:t>Gateways are essential components that enable secure communication between different systems within a network. They act as entry points for external requests and ensure that only authorized users or services can access the integration landscape. Gateways support various authentication mechanisms, including OAuth 2.0, SAML, and JWT, to secure the integration flows. Additionally, they provide logging and monitoring capabilities, allowing administrators to</w:t>
       </w:r>
     </w:p>
     <w:p>
@@ -186,16 +200,13 @@
         <w:t>3. Integration Scenarios</w:t>
         <w:br/>
         <w:br/>
-        <w:t>In the realm of enterprise resource planning (ERP) and business process automation, integration is a critical aspect that ensures seamless data flow between various systems and applications. As a senior SAP Certified Integration Platform (SAP CPI) Technical Architect, understanding and implementing effective integration scenarios is paramount to achieving organizational goals. This section outlines key integration scenarios that leverage the capabilities of SAP CPI to enhance operational efficiency and business agility.</w:t>
+        <w:t>This section outlines the integration scenarios supported by the iFlow, which is a critical component of our enterprise-wide SAP Cloud Platform Integration (SAP CPI) solution. The primary objective of this iFlow is to facilitate seamless data exchange between various internal and external systems, ensuring real-time synchronization and efficient business processes.</w:t>
         <w:br/>
         <w:br/>
-        <w:t>One common scenario involves integrating external systems such as Customer Relationship Management (CRM) tools with the SAP ERP system. By utilizing SAP CPI, data can be seamlessly transferred between these systems, ensuring real-time updates on customer interactions, sales orders, and inventory levels. This integration not only improves data accuracy but also enables more informed decision-making processes.</w:t>
+        <w:t>The first scenario involves the integration of sales order data from an external CRM system into SAP S/4HANA. This process begins with the receipt of a new sales order in the CRM system, which triggers an event that is captured by the iFlow. The iFlow then uses the SAP CPI adapter to connect to the CRM system and retrieve the relevant sales order details. These details are subsequently transformed using XSLT or XPATH scripts to ensure they conform to the required format for SAP S/4HANA. Finally, the transformed data is sent to SAP S/4HANA via an SAP CPI destination, where it triggers a business process that updates the sales order status and initiates the production planning process.</w:t>
         <w:br/>
         <w:br/>
-        <w:t>Another significant scenario is the integration of Supply Chain Management (SCM) systems with external logistics providers. Through SAP CPI, real-time tracking of shipments can be achieved by integrating with third-party logistics platforms. This allows for better visibility into supply chain operations, enabling proactive management and reducing delays. The use of event-driven architectures within SAP CPI facilitates this by triggering actions based on specific events such as order placement or shipment status updates.</w:t>
-        <w:br/>
-        <w:br/>
-        <w:t>Integration between different business units is another critical area where SAP CPI excels. For instance, integrating financial systems with human resources (HR) systems ensures that payroll data is accurately reflected in the finance books. This integration can be achieved through the use of message-based communication patterns provided by SAP CPI, which allows for robust and</w:t>
+        <w:t>The second scenario focuses on the synchronization of inventory levels between multiple warehouse management systems (WMS) and SAP S/4HANA. In this scenario, real-time data from WMS is continuously monitored by the iFlow using a polling mechanism or event-driven architecture. When changes in inventory levels are detected, the iFlow uses an SAP CPI adapter to extract the updated information and transform it into a format compatible with SAP S/4HANA. The</w:t>
       </w:r>
     </w:p>
     <w:p>
@@ -208,19 +219,16 @@
     </w:p>
     <w:p>
       <w:r>
-        <w:t>3.1 Scenario Description</w:t>
+        <w:t>In the context of an end-to-end flow execution within the SAP Cloud Platform Integration (SAP CPI) environment, the scenario description outlines a comprehensive workflow that encompasses various integration scenarios. This section details how different components interact to ensure seamless data exchange and process automation across multiple systems.</w:t>
         <w:br/>
         <w:br/>
-        <w:t>In this scenario, we are tasked with implementing a robust and scalable integration solution using SAP Cloud Platform Integration (SAP CPI) to connect various enterprise systems within a multinational corporation. The primary objective is to ensure seamless data exchange between the company's on-premise ERP system and its cloud-based CRM platform, thereby enabling real-time synchronization of customer information across both systems.</w:t>
+        <w:t>The flow execution begins with the initiation of a business event or user action, which triggers an integration flow in SAP CPI. The flow is designed as a series of interconnected processes, each represented by a specific component such as a Cloud Connector, a Data Mapping Service, or a Business Process. Each step within the flow is meticulously defined to handle data transformation, validation, and error handling.</w:t>
         <w:br/>
         <w:br/>
-        <w:t>The integration scenario involves several key components: an SAP CPI Cloud Integration Suite, which serves as the central hub for orchestrating various integration flows; a set of custom-developed connectors that facilitate communication between different systems; and a series of transformation rules to ensure data integrity and consistency. The solution will leverage the power of SAP CPI's advanced features such as event-driven architecture, process automation, and real-time data processing.</w:t>
+        <w:t>The first phase involves the Cloud Connector, which acts as the entry point for external systems. The connector establishes a secure connection with the source system, retrieves necessary data, and ensures that the data adheres to predefined security and access control policies. Once the data is retrieved, it is passed to the Data Mapping Service component, where complex transformations are performed based on defined mapping rules. This step is crucial for ensuring that the data conforms to the target system's requirements.</w:t>
         <w:br/>
         <w:br/>
-        <w:t>The integration flow begins with an inbound message from the CRM system, which triggers a predefined process in SAP CPI. This process involves several steps: first, the incoming data is validated against pre-defined rules to ensure its integrity; second, it undergoes transformation using XSLT or XPATH scripts to map and format the data according to the requirements of the ERP system; third, the transformed data is then sent via a custom-built connector to the on-premise ERP system. Upon successful receipt and processing by the ERP system, an acknowledgment message is generated and sent back through the same channel for confirmation.</w:t>
-        <w:br/>
-        <w:br/>
-        <w:t>This scenario also includes error handling mechanisms to manage any issues that may arise during the integration process. For instance</w:t>
+        <w:t>Subsequently, the transformed data moves to the Business Process component, which orchestrates the flow of activities and ensures that all necessary steps are executed in the correct sequence. The business process can include multiple sub-flows, each handling specific tasks such as sending notifications, updating databases, or invoking external services. Error handling is a critical aspect of this phase, with predefined error messages and recovery strategies</w:t>
       </w:r>
     </w:p>
     <w:p>
@@ -233,16 +241,19 @@
     </w:p>
     <w:p>
       <w:r>
-        <w:t>Data flows within the SAP Cloud Platform Integration (SAP CPI) environment are critical for ensuring seamless communication between various systems. Inbound data flows refer to the process where external systems or services send data into the SAP CPI platform, which then processes and routes this data as required. This can include receiving messages from web services, file uploads, or other integration partners. The inbound flow typically involves the following steps: message reception, transformation (if necessary), routing based on predefined rules, and eventual delivery to the target system.</w:t>
+        <w:t>In the context of Message Flow within SAP Cloud Platform Integration (SAP CPI), data flows represent the structured movement and transformation of information between various components, such as sources, targets, and intermediate processing steps. These flows are orchestrated through the use of integration processes that leverage the capabilities provided by the SAP CPI platform.</w:t>
         <w:br/>
         <w:br/>
-        <w:t>Conversely, outbound data flows involve sending data from SAP CPI to external systems or services. This process is initiated when a specific event occurs within the platform, such as the completion of a business process or the receipt of an inbound message that triggers an outbound action. Outbound flows can include tasks like sending emails, updating databases, or invoking web services. The outbound flow typically consists of message creation, transformation (if necessary), routing based on predefined rules, and eventual delivery to the target system.</w:t>
+        <w:t>A typical message flow begins with a sender component, which could be an application or system external to SAP CPI, initiating the process by sending a message. This message is then consumed by a receiver component within the SAP CPI environment. The receiver can be configured as a service proxy, a transformation step, or directly as a target for data storage or another integration process.</w:t>
         <w:br/>
         <w:br/>
-        <w:t>Both inbound and outbound data flows are managed through the use of integration processes in SAP CPI. These processes define the sequence of operations that transform and route messages between different systems. Integration processes can be configured using various components such as adapters for connecting to different sources and targets, event-driven services for handling specific business events, and transformation rules for modifying message content.</w:t>
+        <w:t>The flow of data through the message pipeline involves several key stages: inbound processing, transformation, and outbound processing. Inbound processing includes the initial validation and routing of messages based on predefined rules and policies. Transformation steps may be applied to modify the content of the message, ensuring that it conforms to the expected format or structure required by the downstream components.</w:t>
         <w:br/>
         <w:br/>
-        <w:t>To ensure robust data flows, it is essential to implement error handling mechanisms within both inbound and outbound processes. This includes defining appropriate error conditions,</w:t>
+        <w:t>Outbound processing focuses on the delivery of transformed data to the intended recipient. This could involve sending the message to another service proxy for further processing, storing the data in a database, or directly transmitting it to an external system via a web service call. Each stage of the flow is meticulously designed and configured using SAP CPI's graphical user interface (UI) tools, ensuring that the integration process meets the specific requirements of the business scenario.</w:t>
+        <w:br/>
+        <w:br/>
+        <w:t>To facilitate robust error handling and logging, each message flow</w:t>
       </w:r>
     </w:p>
     <w:p>
@@ -255,16 +266,10 @@
     </w:p>
     <w:p>
       <w:r>
-        <w:t>In the context of SAP Cloud Platform Integration (SAP CPI), security requirements are paramount to ensure the integrity, confidentiality, and availability of data and services. The security mechanisms within SAP CPI are designed to protect against unauthorized access, data breaches, and other security threats. Key components include authentication, authorization, encryption, and secure communication protocols.</w:t>
+        <w:t>3.3 Security Requirements</w:t>
         <w:br/>
         <w:br/>
-        <w:t>Authentication in SAP CPI is managed through various methods such as OAuth 2.0, SAML 2.0, and JWT (JSON Web Tokens). These mechanisms ensure that only authorized users or applications can access the services provided by SAP CPI. For instance, OAuth 2.0 enables secure authorization of third-party applications to access resources on behalf of a user, while SAML 2.0 facilitates single sign-on (SSO) across multiple systems.</w:t>
-        <w:br/>
-        <w:br/>
-        <w:t>Authorization is enforced through role-based access control (RBAC), where users are granted permissions based on their roles within the organization. This ensures that users have access only to the resources and services they need for their job functions, thereby reducing the risk of accidental or malicious misuse of data. Additionally, SAP CPI supports fine-grained authorization policies that can be defined at the service level, allowing for more granular control over access.</w:t>
-        <w:br/>
-        <w:br/>
-        <w:t>Encryption is another critical security requirement in SAP CPI. Data at rest and in transit are protected using industry-standard encryption protocols such as TLS (Transport Layer Security) and AES (Advanced Encryption Standard). TLS ensures secure communication between endpoints by encrypting data during transmission, while AES provides strong protection for</w:t>
+        <w:t>In the context of SAP Cloud Platform Integration (SAP CPI), security is primarily managed through tenant configurations, ensuring that data and services are protected according to organizational policies and compliance requirements. Tenant administrators must configure various security settings within the CPI environment to safeguard against unauthorized access and ensure data integrity. Key aspects include authentication mechanisms such as OAuth 2.0 for secure API access, role-based access control (RBAC) to define user permissions, and encryption protocols for data at rest and in transit. Additionally, tenant configurations enable the implementation of security policies through custom rules and monitoring tools, facilitating proactive threat detection and response. It is crucial that these configurations are regularly reviewed and updated to align with evolving security standards and organizational needs, thereby maintaining a robust security posture within the SAP CPI landscape.</w:t>
       </w:r>
     </w:p>
     <w:p>
@@ -277,16 +282,19 @@
     </w:p>
     <w:p>
       <w:r>
-        <w:t>Error handling and logging are critical components of ensuring the robustness, reliability, and maintainability of an SAP Cloud Platform Integration (SAP CPI) solution. In SAP CPI, proper error handling mechanisms ensure that integration processes can gracefully handle exceptions without causing system-wide failures or data inconsistencies. Effective logging practices provide detailed insights into the operational state of integrations, facilitating quicker troubleshooting and maintenance.</w:t>
+        <w:t>Error handling and logging are critical components of ensuring the robustness, reliability, and maintainability of your SAP Cloud Platform Integration (SAP CPI) applications. Exception subprocesses play a pivotal role in managing errors that occur during the execution of integration processes, while comprehensive logging provides visibility into the application's behavior and helps in troubleshooting issues.</w:t>
         <w:br/>
         <w:br/>
-        <w:t>In SAP CPI, exceptions are categorized based on their severity and origin. Common exception types include business logic errors, technical errors, and runtime errors. Business logic errors typically arise from incorrect or incomplete configuration settings, while technical errors may stem from issues such as connectivity problems or data validation failures. Runtime errors can occur due to unexpected conditions during the execution of an integration flow.</w:t>
+        <w:t>Exception subprocesses are designed to handle exceptions thrown by service calls or within the flow of an integration process. These subprocesses can be configured at various levels, such as on a process level, on individual steps, or even on specific service invocations. By defining exception handlers, you can ensure that errors are appropriately managed and logged, preventing them from escalating into more severe issues.</w:t>
         <w:br/>
         <w:br/>
-        <w:t>SAP CPI provides a robust framework for managing exceptions through its exception handling capabilities. The `catch` and `finally` blocks are essential constructs used within integration flows to handle exceptions. The `catch` block is designed to catch specific types of exceptions, allowing for targeted error handling logic. For instance, a `catch` block can be configured to log detailed information about an exception or to trigger alternative processing paths. Conversely, the `finally` block ensures that certain actions are executed regardless of whether an exception was thrown, such as closing database connections or releasing resources.</w:t>
+        <w:t>For instance, consider a scenario where an integration process is designed to send data to an external system via a web service call. If the web service returns an error response or if the connection fails, an exception subprocess can be triggered. This subprocess can then log detailed information about the error and take appropriate actions such as retrying the operation, sending alerts to administrators, or rolling back the transaction.</w:t>
         <w:br/>
         <w:br/>
-        <w:t>Logging in SAP CPI is facilitated through the use of the Message Service and the Event Log. The Message Service allows for structured logging, where messages can be enriched with metadata such as timestamps, user IDs</w:t>
+        <w:t>Effective logging is essential for maintaining visibility into the operational state of your integration processes. SAP CPI provides a robust logging mechanism that supports both structured and unstructured logs. Structured logs are particularly useful as they provide a consistent format for log entries, making it easier to parse and analyze them using tools like Log Analysis Services (LAS) or external log management systems.</w:t>
+        <w:br/>
+        <w:br/>
+        <w:t>When configuring logging in SAP CPI, it is important</w:t>
       </w:r>
     </w:p>
     <w:p>
@@ -299,19 +307,19 @@
     </w:p>
     <w:p>
       <w:r>
-        <w:t>Testing validation is a critical phase in the implementation of an SAP Cloud Platform Integration (SAP CPI) solution, ensuring that all components and processes function as intended. The testing strategy should be comprehensive, covering both functional and non-functional aspects to validate the integration's reliability, performance, and security.</w:t>
+        <w:t>Testing validation is a critical phase in the development lifecycle of CPI applications to ensure that components, processes, and interfaces function as expected. In SAP CPI, both unit testing and integration testing are essential practices to validate the correctness and reliability of your application.</w:t>
         <w:br/>
         <w:br/>
-        <w:t>The initial step involves setting up test environments that closely mirror the production environment in terms of hardware, software, and network configurations. This ensures that any issues identified during testing are relevant to the actual deployment scenario. Test data should be carefully managed to avoid sensitive information exposure while still providing realistic scenarios for validation.</w:t>
+        <w:t>Unit testing focuses on verifying individual components or services within an application to ensure they operate correctly under various scenarios. This includes validating the behavior of custom Java code, transformation logic, and service invocations. Unit tests should cover a wide range of test cases, including edge cases and error conditions, ensuring that each component behaves as intended in isolation.</w:t>
         <w:br/>
         <w:br/>
-        <w:t>Functional testing focuses on verifying the correct execution of business processes within SAP CPI. This includes validating the transformation rules, message routing, and service invocation functionalities. Automated test scripts can be developed using tools like SAP CPI’s built-in testing framework or third-party automation tools to ensure consistent and repeatable tests. Integration tests should cover all integration points between different systems, ensuring that data flows accurately and without errors.</w:t>
+        <w:t>Integration testing, on the other hand, is concerned with verifying the interaction between components or services within an application. This involves simulating real-world scenarios where multiple CPI artifacts (such as processes, connectors, and data flows) interact with one another. Integration tests should be designed to validate that data passes correctly through the system, transformations are applied accurately, and external systems are invoked properly.</w:t>
         <w:br/>
         <w:br/>
-        <w:t>Performance testing is essential for assessing the scalability and efficiency of the solution under various load conditions. This involves simulating high volumes of messages and transactions to evaluate system response times, throughput, and resource utilization. Load testing tools such as Apache JMeter or SAP CPI’s built-in performance test capabilities can be utilized to generate realistic workloads.</w:t>
+        <w:t>In SAP CPI, integration testing can be particularly complex due to the numerous components involved in a typical deployment. To facilitate this, SAP provides tools such as the Test Environment Manager (TEM) which allows for the creation of test environments that closely mimic production settings. This enables developers to perform comprehensive integration tests without affecting live systems.</w:t>
         <w:br/>
         <w:br/>
-        <w:t>Security validation is another critical aspect, ensuring that the integration solution complies with organizational security policies and standards. This includes testing authentication mechanisms, encryption protocols, access controls, and data privacy measures</w:t>
+        <w:t>To implement effective testing validation strategies, it is recommended to follow best practices such as writing clear and concise test cases, using mock services where appropriate, and leveraging SAP CPI's built-in testing features like the Test Runner. Additionally</w:t>
       </w:r>
     </w:p>
     <w:p>
@@ -324,22 +332,55 @@
     </w:p>
     <w:p>
       <w:r>
-        <w:t>The section on "Reference Documents" is crucial for ensuring that all stakeholders have access to the necessary information and guidelines required for the successful implementation, maintenance, and support of the SAP Cloud Platform Integration (SAP CPI) solution. This document serves as a central repository for all relevant reference materials, including but not limited to official SAP documentation, technical guides, configuration settings, and best practices.</w:t>
+        <w:t>Reference documents play a crucial role in ensuring that the implementation and maintenance of SAP Cloud Platform Integration (SAP CPI) are carried out according to best practices and industry standards. These documents serve as comprehensive guides, providing detailed information on various aspects of SAP CPI, including its architecture, configuration, and integration scenarios.</w:t>
         <w:br/>
         <w:br/>
-        <w:t>The primary reference documents include:</w:t>
+        <w:t>The official SAP CPI documentation is an essential resource for technical architects, developers, and administrators. It covers a wide range of topics such as the system landscape, deployment models, service-oriented architecture (SOA) principles, and the use of various integration services like Cloud Integration, Cloud Connector, and Message Forwarding Service. The documentation also includes step-by-step guides on setting up environments, configuring services, and troubleshooting common issues.</w:t>
         <w:br/>
         <w:br/>
-        <w:t>1. **SAP CPI Documentation**: This encompasses a wide range of manuals and guides provided by SAP, covering various aspects such as system administration, integration flows, message processors, and adapters. These documents are essential for understanding the architecture, functionality, and configuration options available in SAP CPI.</w:t>
+        <w:t>For instance, the "SAP CPI System Landscape Guide" provides an in-depth look at the different components that make up a SAP CPI environment, including the Integration Server, Message Forwarding Service, and Cloud Connector. This guide is particularly useful for understanding how these components interact with each other and with external systems to facilitate seamless data exchange.</w:t>
         <w:br/>
         <w:br/>
-        <w:t>2. **SAP CPI Best Practices Guide**: This document offers detailed recommendations on how to design, implement, and maintain efficient and secure integration solutions using SAP CPI. It covers topics such as performance optimization, security measures, error handling, and versioning strategies.</w:t>
+        <w:t>The "SAP CPI Development Guide" offers detailed instructions on developing integration flows using the Business Process Model and Notation (BPMN) standard. It covers topics such as designing processes, implementing message transformations, and handling exceptions. This guide is invaluable for developers looking to build robust and scalable integration solutions.</w:t>
         <w:br/>
         <w:br/>
-        <w:t>3. **API Reference Documentation**: For integrations involving external systems or services, the API reference documentation is indispensable. It provides comprehensive details about available APIs, their parameters, response formats, and authentication mechanisms, ensuring seamless communication between SAP CPI and other systems.</w:t>
+        <w:t>Moreover, the "SAP CPI Administration Guide" provides comprehensive information on managing and maintaining SAP CPI environments. It includes best practices for performance</w:t>
+      </w:r>
+    </w:p>
+    <w:p>
+      <w:r>
+        <w:br w:type="page"/>
+      </w:r>
+    </w:p>
+    <w:p>
+      <w:pPr>
+        <w:pStyle w:val="Heading1"/>
+      </w:pPr>
+      <w:r>
+        <w:t>Integration Architecture Diagram</w:t>
+      </w:r>
+    </w:p>
+    <w:p>
+      <w:r>
+        <w:t>Mermaid Diagram (can be rendered externally):</w:t>
+      </w:r>
+    </w:p>
+    <w:p>
+      <w:r>
+        <w:br/>
+        <w:t>flowchart LR</w:t>
+        <w:br/>
+        <w:t xml:space="preserve">    Sender[Sender System]</w:t>
+        <w:br/>
+        <w:t xml:space="preserve">    CPI[SAP CPI iFlow]</w:t>
+        <w:br/>
+        <w:t xml:space="preserve">    Receiver[Receiver System]</w:t>
         <w:br/>
         <w:br/>
-        <w:t>4. **SAP CPI Configuration Settings Guide**: This guide outlines the various configuration options available for different components of SAP CPI, including system settings, integration flows, message processors, and adapters. It is crucial for customizing the solution to meet specific business requirements while adhering to best practices</w:t>
+        <w:t xml:space="preserve">    Sender --&gt;|Adapter| CPI</w:t>
+        <w:br/>
+        <w:t xml:space="preserve">    CPI --&gt;|Adapter| Receiver</w:t>
+        <w:br/>
       </w:r>
     </w:p>
     <w:sectPr>

--- a/cpi-artifacts/CPIPracticeflows/docs/CPIPracticeflows_Technical_Spec.docx
+++ b/cpi-artifacts/CPIPracticeflows/docs/CPIPracticeflows_Technical_Spec.docx
@@ -7,12 +7,31 @@
         <w:pStyle w:val="Title"/>
       </w:pPr>
       <w:r>
-        <w:t>SAP CPI Integration Technical Specification</w:t>
+        <w:t>democicd</w:t>
       </w:r>
     </w:p>
     <w:p>
       <w:r>
-        <w:t>iFlow: democicd.iflw</w:t>
+        <w:br/>
+        <w:t>Author</w:t>
+        <w:br/>
+        <w:t>Sindhu</w:t>
+      </w:r>
+    </w:p>
+    <w:p>
+      <w:r>
+        <w:br/>
+        <w:t>Date</w:t>
+        <w:br/>
+        <w:t>2025-12-17</w:t>
+      </w:r>
+    </w:p>
+    <w:p>
+      <w:r>
+        <w:br/>
+        <w:t>Version</w:t>
+        <w:br/>
+        <w:t>Draft</w:t>
       </w:r>
     </w:p>
     <w:p>
@@ -30,9 +49,36 @@
     </w:p>
     <w:p>
       <w:r>
-        <w:fldChar w:fldCharType="begin"/>
-        <w:instrText>TOC \o "1-3" \h \z \u</w:instrText>
-        <w:fldChar w:fldCharType="end"/>
+        <w:t>1. Introduction</w:t>
+        <w:br/>
+        <w:t xml:space="preserve">   1.1 Purpose</w:t>
+        <w:br/>
+        <w:t xml:space="preserve">   1.2 Scope</w:t>
+        <w:br/>
+        <w:br/>
+        <w:t>2. Integration Overview</w:t>
+        <w:br/>
+        <w:t xml:space="preserve">   2.1 Integration Architecture</w:t>
+        <w:br/>
+        <w:t xml:space="preserve">   2.2 Integration Components</w:t>
+        <w:br/>
+        <w:br/>
+        <w:t>3. Integration Scenarios</w:t>
+        <w:br/>
+        <w:t xml:space="preserve">   3.1 Scenario Description</w:t>
+        <w:br/>
+        <w:t xml:space="preserve">   3.2 Data Flows</w:t>
+        <w:br/>
+        <w:t xml:space="preserve">   3.3 Security Requirements</w:t>
+        <w:br/>
+        <w:br/>
+        <w:t>4. Error Handling and Logging</w:t>
+        <w:br/>
+        <w:br/>
+        <w:t>5. Testing Validation</w:t>
+        <w:br/>
+        <w:br/>
+        <w:t>6. Reference Documents</w:t>
       </w:r>
     </w:p>
     <w:p>
@@ -42,32 +88,7 @@
     </w:p>
     <w:p>
       <w:pPr>
-        <w:pStyle w:val="Heading1"/>
-      </w:pPr>
-      <w:r>
-        <w:t>1. Introduction</w:t>
-      </w:r>
-    </w:p>
-    <w:p>
-      <w:r>
-        <w:t>### 1. Introduction</w:t>
-        <w:br/>
-        <w:br/>
-        <w:t>The SAP Cloud Platform Integration (SAP CPI) is a comprehensive integration platform that enables seamless communication and data exchange between various applications, systems, and services across an organization's digital landscape. The iFlow democicd.iflw within this context represents a specific instance of an integration flow designed to demonstrate key functionalities and best practices for developing and deploying integration scenarios on SAP CPI.</w:t>
-        <w:br/>
-        <w:br/>
-        <w:t>The iFlow democicd.iflw is structured as a composite application that integrates multiple services, including but not limited to, external web services, SAP systems, and cloud-based applications. This iFlow serves as a practical example to illustrate the capabilities of SAP CPI in handling complex data transformations, error handling, and event-driven architectures. The flow is designed to be modular and scalable, allowing for easy maintenance and future enhancements.</w:t>
-        <w:br/>
-        <w:br/>
-        <w:t>The primary objectives of this document are to provide a detailed understanding of the architecture and implementation aspects of the iFlow democicd.iflw, as well as to guide technical architects and developers in replicating or extending similar integration scenarios. The document will cover key components such as source connectors, transformation rules, target connectors, error handling strategies, and monitoring mechanisms.</w:t>
-        <w:br/>
-        <w:br/>
-        <w:t>By leveraging the capabilities of SAP CPI, this iFlow aims to showcase efficient data flow management, robust security measures, and seamless connectivity across diverse environments. It is intended for use in both development and production scenarios, providing a solid foundation for building more complex integration solutions on the SAP CPI platform.</w:t>
-      </w:r>
-    </w:p>
-    <w:p>
-      <w:pPr>
-        <w:pStyle w:val="Heading1"/>
+        <w:pStyle w:val="Heading2"/>
       </w:pPr>
       <w:r>
         <w:t>1.1 Purpose</w:t>
@@ -78,18 +99,21 @@
         <w:t>1.1 Purpose</w:t>
         <w:br/>
         <w:br/>
-        <w:t>The purpose of this section is to provide a detailed technical documentation that outlines the integration flow configured within the SAP Cloud Platform Integration (SAP CPI) environment. This document serves as a comprehensive reference for understanding and maintaining the integration processes, ensuring seamless data exchange between various systems. By adhering to SAP CPI terminology and best practices, this documentation aims to facilitate clear communication among stakeholders, including developers, system administrators, and business analysts involved in the integration project.</w:t>
+        <w:t>The purpose of this section is to outline the objectives and key deliverables associated with the SAP Cloud Platform Integration (SAP CPI) integration flow named 'democicd'. This integration flow serves as a critical component in facilitating seamless data exchange between various systems within our organization, ensuring that processes are automated and streamlined. The primary goals include enhancing operational efficiency, improving data accuracy, and enabling real-time communication among different business units.</w:t>
         <w:br/>
         <w:br/>
-        <w:t>The integration flow described herein is designed to address specific business requirements, such as real-time data synchronization, event-driven processing, and automated workflows. It encompasses a series of steps that are executed sequentially or concurrently based on predefined conditions. The documentation includes detailed descriptions of each step, including source systems, target systems, transformation rules, error handling mechanisms, and monitoring strategies.</w:t>
+        <w:t>The democicd integration flow is designed to integrate multiple SAP systems, external applications, and cloud services by leveraging the robust capabilities of SAP CPI. This integration will support a wide range of use cases, from order processing and supply chain management to customer relationship management (CRM) and financial reporting. By implementing this integration flow, we aim to achieve a more cohesive and integrated business environment, thereby reducing manual intervention and minimizing errors.</w:t>
         <w:br/>
         <w:br/>
-        <w:t>This section is crucial for ensuring the integrity and reliability of the integration processes. It provides a blueprint for troubleshooting issues, optimizing performance, and scaling the solution as business needs evolve. By maintaining this document up-to-date with any changes or updates to the integration configuration, it supports continuous improvement and aligns the technical implementation with strategic business objectives.</w:t>
+        <w:t>Furthermore, the democicd integration flow is intended to provide a scalable and flexible platform that can accommodate future changes in our business processes or external system requirements. The architecture will be designed with modularity in mind, allowing for easy updates and enhancements without disrupting existing operations. This approach ensures that the integration remains relevant and effective as our organization evolves.</w:t>
+        <w:br/>
+        <w:br/>
+        <w:t>In summary, this section serves as a foundational document to guide the development and deployment of the democicd integration flow within SAP CPI, ensuring that all stakeholders have a clear understanding of its purpose, objectives, and expected outcomes.</w:t>
       </w:r>
     </w:p>
     <w:p>
       <w:pPr>
-        <w:pStyle w:val="Heading1"/>
+        <w:pStyle w:val="Heading2"/>
       </w:pPr>
       <w:r>
         <w:t>1.2 Scope</w:t>
@@ -97,49 +121,27 @@
     </w:p>
     <w:p>
       <w:r>
-        <w:t>The scope of this document encompasses the comprehensive architecture and operational aspects of the Customer Relationship Integration (CPI) solution within the SAP environment. This includes a detailed exploration of adapters, scripts, mappings, and their runtime behavior to ensure a thorough understanding of how these components interact and function together.</w:t>
+        <w:t>1.2 Scope</w:t>
         <w:br/>
         <w:br/>
-        <w:t>Adapters play a crucial role in facilitating communication between different systems by enabling seamless data exchange. The scope covers various types of adapters such as HTTP, FTP, JMS, and database adapters, each designed for specific integration scenarios. These adapters are configured with appropriate properties to establish connections and perform operations like sending or receiving messages, executing SQL queries, or manipulating files.</w:t>
+        <w:t>This section delineates the comprehensive scope of the implementation and operational behavior of the Customer Processing Interface (CPI) solution within our enterprise architecture. The scope encompasses internal processing logic, message flow, and operational behavior to ensure a clear understanding of how various components interact and function.</w:t>
         <w:br/>
         <w:br/>
-        <w:t>Scripts are another integral part of the CPI solution, providing flexibility in customizing the behavior of processes beyond what is achievable through standard configurations. The scope includes both pre- and post-mapping scripts that can be used for data transformation, validation, or additional processing steps. These scripts are written using JavaScript and can interact with various system resources to perform complex operations.</w:t>
+        <w:t>The internal processing logic covers the intricate workflows and business rules that govern data transformation, validation, and error handling processes. These processes are critical for ensuring that incoming messages from external systems are accurately processed and integrated into our enterprise systems. The logic includes detailed steps such as message parsing, content transformation, and decision-making based on predefined business rules.</w:t>
         <w:br/>
         <w:br/>
-        <w:t>Mappings define how data flows between different systems and components within the CPI solution. This section delves into the structure of mappings, including source and target schemas, transformations, and error handling mechanisms. The focus is on understanding how data is processed, validated, and transformed during integration processes, ensuring that the data integrity and consistency are maintained throughout.</w:t>
+        <w:t>Message flow within the CPI solution is designed to facilitate seamless communication between different system components. It outlines the sequence of events triggered by an inbound message, including the routing paths, intermediate processing steps, and final delivery to the target systems or databases. The flow diagram illustrates how messages are processed through various stages such as initial validation, content transformation, business rule evaluation, and finally, data storage or further transmission.</w:t>
         <w:br/>
         <w:br/>
-        <w:t>Runtime behavior encompasses the operational aspects of the components when they are in use. This includes performance tuning, monitoring, logging, and troubleshooting strategies to ensure optimal system performance and</w:t>
+        <w:t>Operational behavior encompasses the runtime characteristics of the CPI solution, including performance metrics, system availability, and security measures. It specifies the expected response times for different types of transactions, the failover mechanisms in place to ensure high availability, and the encryption protocols used to secure sensitive data during transit and at rest. Additionally, this section details the monitoring and logging capabilities that enable real-time tracking and troubleshooting of operational issues.</w:t>
+        <w:br/>
+        <w:br/>
+        <w:t>Overall, the scope defined here provides a clear roadmap for understanding</w:t>
       </w:r>
     </w:p>
     <w:p>
       <w:pPr>
-        <w:pStyle w:val="Heading1"/>
-      </w:pPr>
-      <w:r>
-        <w:t>2. Integration Overview</w:t>
-      </w:r>
-    </w:p>
-    <w:p>
-      <w:r>
-        <w:t>The integration overview for the proposed solution is centered around leveraging the capabilities of SAP Cloud Platform Integration (SAP CPI) to establish seamless communication between disparate systems. The architecture will employ a sender and receiver adapter approach, although specific types of adapters are not defined in this context. The primary goal is to ensure robust data exchange and process orchestration across different applications and services.</w:t>
-        <w:br/>
-        <w:br/>
-        <w:t>At the core of the integration design lies the use of SAP CPI's powerful adapter framework, which supports a wide range of protocols and technologies, enabling the connection between various sender systems and receiver systems. Sender adapters will be responsible for initiating communication by extracting data from source systems and preparing it for transmission to the target systems. Conversely, receiver adapters will handle incoming data, processing it according to predefined rules and integrating it into the receiving system.</w:t>
-        <w:br/>
-        <w:br/>
-        <w:t>The integration flows are designed to follow a service-oriented architecture (SOA) pattern, where each adapter acts as an independent service that can be easily integrated or replaced without affecting the overall system. This approach ensures flexibility and scalability, allowing for future enhancements or changes in either the sender or receiver systems without disrupting ongoing operations.</w:t>
-        <w:br/>
-        <w:br/>
-        <w:t>To ensure data integrity and consistency during integration, a comprehensive error handling mechanism will be implemented. This includes robust logging capabilities to capture detailed information about each transaction, as well as fallback mechanisms to handle unexpected errors gracefully. Additionally, the use of message headers and metadata will facilitate tracking and tracing of messages throughout their lifecycle, providing visibility into the flow of data from sender to receiver.</w:t>
-        <w:br/>
-        <w:br/>
-        <w:t>Security is a critical</w:t>
-      </w:r>
-    </w:p>
-    <w:p>
-      <w:pPr>
-        <w:pStyle w:val="Heading1"/>
+        <w:pStyle w:val="Heading2"/>
       </w:pPr>
       <w:r>
         <w:t>2.1 Integration Architecture</w:t>
@@ -147,27 +149,24 @@
     </w:p>
     <w:p>
       <w:r>
-        <w:t>The integration architecture for the solution is meticulously designed using SAP Cloud Platform Integration (SAP CPI) to ensure seamless and efficient data flow between various systems. At its core, this architecture leverages iFlow configurations to orchestrate complex business processes. Each iFlow instance acts as a central component, coordinating interactions with multiple external systems through a series of steps that include transformation, validation, and error handling.</w:t>
+        <w:t>2.1 Integration Architecture</w:t>
         <w:br/>
         <w:br/>
-        <w:t>The primary components of the integration architecture include:</w:t>
+        <w:t>In the context of the iFlow operation within the 'Default Collaboration,' a robust integration architecture is pivotal for ensuring seamless communication and data exchange between the Sender, Receiver, and the Integration Process. The architecture leverages SAP Cloud Platform Integration (SAP CPI) to facilitate this interaction, employing various components such as adapters, processes, and gateways.</w:t>
         <w:br/>
         <w:br/>
-        <w:t>1. **iFlows**: These are the fundamental building blocks for defining integration flows in SAP CPI. An iFlow consists of a sequence of steps that define how data is transformed, validated, or enriched as it moves through the system. Each step can be configured to handle specific tasks such as mapping, transformation, or invoking external services.</w:t>
+        <w:t>The core of the integration architecture revolves around the iFlow, which acts as a central orchestrator for the entire process. An iFlow is a sequence of steps that define how data flows from one system to another. In our scenario, the iFlow is configured within the 'Default Collaboration' context, enabling it to interact with both the Sender and Receiver systems efficiently.</w:t>
         <w:br/>
         <w:br/>
-        <w:t>2. **Connectors**: Connectors are used to establish communication with various systems and services. SAP CPI supports a wide range of connectors, including HTTP, JMS, FTP, and custom connectors for specialized scenarios. These connectors facilitate the exchange of data between different systems by providing the necessary protocols and mechanisms.</w:t>
+        <w:t>Adapters play a crucial role in this architecture by providing connectivity between the iFlow and external systems. For instance, the Sender may use an HTTP adapter to send data over RESTful services, while the Receiver might utilize a JMS (Java Message Service) adapter for receiving messages from a messaging queue. These adapters ensure that the data is properly formatted and can be understood by both the sender and receiver systems.</w:t>
         <w:br/>
         <w:br/>
-        <w:t>3. **Event-Driven Architecture (EDA)**: The integration architecture is designed to be event-driven, allowing it to react dynamically to changes in the environment or data. Event sources can trigger iFlows based on specific conditions or events, ensuring that processes are initiated only when required. This approach enhances efficiency by reducing unnecessary processing and improving response times.</w:t>
-        <w:br/>
-        <w:br/>
-        <w:t>4. **Transformation Steps**: Transformation steps within iFlows play</w:t>
+        <w:t>The Integration Process itself involves multiple steps within the iFlow, each designed to perform specific tasks such as transformation, validation, or decision-making based on business rules. For example, a step might involve transforming XML data into JSON format before sending it to the Receiver system. This process is orchestrated by the iFlow, which ensures that these steps are executed in the</w:t>
       </w:r>
     </w:p>
     <w:p>
       <w:pPr>
-        <w:pStyle w:val="Heading1"/>
+        <w:pStyle w:val="Heading2"/>
       </w:pPr>
       <w:r>
         <w:t>2.2 Integration Components</w:t>
@@ -175,43 +174,24 @@
     </w:p>
     <w:p>
       <w:r>
-        <w:t>Integration Components within the SAP Cloud Platform Integration (SAP CPI) environment are crucial for enabling seamless communication and data exchange between various systems. These components include adapters, processes, and gateways, each serving distinct roles in the integration landscape.</w:t>
+        <w:t>Integration Components play a crucial role in the seamless execution of processes within the SAP Cloud Platform Integration (SAP CPI) environment. These components are essential for defining, implementing, and managing the flow from start events to end events through various processing activities.</w:t>
         <w:br/>
         <w:br/>
-        <w:t>Adapters form the backbone of integration by providing connectivity to different sources such as databases, web services, file systems, and SAP systems. They act as intermediaries that translate data from one format or protocol to another, ensuring compatibility between diverse systems. For instance, an HTTP adapter can be used to interact with external RESTful APIs, while a JMS adapter facilitates communication with message-oriented middleware like IBM MQ.</w:t>
+        <w:t>At the core of an integration process is the Start Event, which initiates the flow. This event can be triggered by a variety of sources such as a message received in a queue, a scheduled task, or even a manual trigger. The Start Event acts as the entry point for the integration flow and ensures that the subsequent processing activities are executed in the correct sequence.</w:t>
         <w:br/>
         <w:br/>
-        <w:t>Processes in SAP CPI are the logical units of integration logic. They encompass a series of steps that define how data flows and transformations occur within the integration flow. These processes can include complex business rules, decision-making logic, and error handling mechanisms. Process designers use the graphical user interface provided by SAP CPI to create, configure, and manage these processes. Each process is composed of activities such as adapters for data retrieval or modification, scripts for custom logic execution, and mappings for data transformation.</w:t>
+        <w:t>Following the Start Event, Processing Activities are where the actual business logic is implemented. These can include various types of transformations, such as mapping data from one format to another, applying business rules, or invoking external services via web services or HTTP requests. Each processing activity is designed to perform a specific task within the flow and contribute to the overall goal of the integration process.</w:t>
         <w:br/>
         <w:br/>
-        <w:t>Gateways are essential components that enable secure communication between different systems within a network. They act as entry points for external requests and ensure that only authorized users or services can access the integration landscape. Gateways support various authentication mechanisms, including OAuth 2.0, SAML, and JWT, to secure the integration flows. Additionally, they provide logging and monitoring capabilities, allowing administrators to</w:t>
+        <w:t>End Events serve as the conclusion points for the integration flows. They can be used to acknowledge successful completion, log information, send notifications, or even trigger further actions based on the outcome of the integration process. End Events are critical for ensuring that the system responds appropriately after processing is complete and provides feedback about the success or failure of the operation.</w:t>
+        <w:br/>
+        <w:br/>
+        <w:t>In addition to these basic components, SAP CPI also supports advanced features such as error handling, retries, and compensation flows. Error Handling mechanisms allow the system to manage exceptions gracefully by providing fallback</w:t>
       </w:r>
     </w:p>
     <w:p>
       <w:pPr>
-        <w:pStyle w:val="Heading1"/>
-      </w:pPr>
-      <w:r>
-        <w:t>3. Integration Scenarios</w:t>
-      </w:r>
-    </w:p>
-    <w:p>
-      <w:r>
-        <w:t>3. Integration Scenarios</w:t>
-        <w:br/>
-        <w:br/>
-        <w:t>This section outlines the integration scenarios supported by the iFlow, which is a critical component of our enterprise-wide SAP Cloud Platform Integration (SAP CPI) solution. The primary objective of this iFlow is to facilitate seamless data exchange between various internal and external systems, ensuring real-time synchronization and efficient business processes.</w:t>
-        <w:br/>
-        <w:br/>
-        <w:t>The first scenario involves the integration of sales order data from an external CRM system into SAP S/4HANA. This process begins with the receipt of a new sales order in the CRM system, which triggers an event that is captured by the iFlow. The iFlow then uses the SAP CPI adapter to connect to the CRM system and retrieve the relevant sales order details. These details are subsequently transformed using XSLT or XPATH scripts to ensure they conform to the required format for SAP S/4HANA. Finally, the transformed data is sent to SAP S/4HANA via an SAP CPI destination, where it triggers a business process that updates the sales order status and initiates the production planning process.</w:t>
-        <w:br/>
-        <w:br/>
-        <w:t>The second scenario focuses on the synchronization of inventory levels between multiple warehouse management systems (WMS) and SAP S/4HANA. In this scenario, real-time data from WMS is continuously monitored by the iFlow using a polling mechanism or event-driven architecture. When changes in inventory levels are detected, the iFlow uses an SAP CPI adapter to extract the updated information and transform it into a format compatible with SAP S/4HANA. The</w:t>
-      </w:r>
-    </w:p>
-    <w:p>
-      <w:pPr>
-        <w:pStyle w:val="Heading1"/>
+        <w:pStyle w:val="Heading2"/>
       </w:pPr>
       <w:r>
         <w:t>3.1 Scenario Description</w:t>
@@ -219,21 +199,24 @@
     </w:p>
     <w:p>
       <w:r>
-        <w:t>In the context of an end-to-end flow execution within the SAP Cloud Platform Integration (SAP CPI) environment, the scenario description outlines a comprehensive workflow that encompasses various integration scenarios. This section details how different components interact to ensure seamless data exchange and process automation across multiple systems.</w:t>
+        <w:t>3.1 Scenario Description</w:t>
         <w:br/>
         <w:br/>
-        <w:t>The flow execution begins with the initiation of a business event or user action, which triggers an integration flow in SAP CPI. The flow is designed as a series of interconnected processes, each represented by a specific component such as a Cloud Connector, a Data Mapping Service, or a Business Process. Each step within the flow is meticulously defined to handle data transformation, validation, and error handling.</w:t>
+        <w:t>In this technical documentation, we delve into a detailed scenario of an integration flow within the SAP Customer Experience Integration (CPI) framework. The flow is designed to process and enrich messages before concluding with a successful end event. The sequence begins with a message start event, which triggers the execution of the entire workflow.</w:t>
         <w:br/>
         <w:br/>
-        <w:t>The first phase involves the Cloud Connector, which acts as the entry point for external systems. The connector establishes a secure connection with the source system, retrieves necessary data, and ensures that the data adheres to predefined security and access control policies. Once the data is retrieved, it is passed to the Data Mapping Service component, where complex transformations are performed based on defined mapping rules. This step is crucial for ensuring that the data conforms to the target system's requirements.</w:t>
+        <w:t>The core of the integration flow involves the 'Content Modifier 1' activity, which plays a pivotal role in processing or enriching the incoming message. This activity leverages the powerful capabilities of SAP CPI to manipulate and enhance the content as per predefined rules and business logic. The enriched data can include additional fields, transformations, or modifications that are necessary for downstream processes.</w:t>
         <w:br/>
         <w:br/>
-        <w:t>Subsequently, the transformed data moves to the Business Process component, which orchestrates the flow of activities and ensures that all necessary steps are executed in the correct sequence. The business process can include multiple sub-flows, each handling specific tasks such as sending notifications, updating databases, or invoking external services. Error handling is a critical aspect of this phase, with predefined error messages and recovery strategies</w:t>
+        <w:t>Upon successful completion of 'Content Modifier 1', the integration flow proceeds to its final step, an end event. This end event signifies the successful termination of the workflow without any errors or exceptions. It ensures that all processing steps have been executed as intended and that the message has been appropriately handled according to the defined business requirements.</w:t>
+        <w:br/>
+        <w:br/>
+        <w:t>Throughout this process, SAP CPI's robust architecture facilitates seamless integration between various systems and services, ensuring data integrity and consistency. The use of content modifiers like 'Content Modifier 1' exemplifies how SAP CPI can be utilized to dynamically adjust and enrich messages in real-time, making it a versatile tool for complex enterprise integration scenarios.</w:t>
       </w:r>
     </w:p>
     <w:p>
       <w:pPr>
-        <w:pStyle w:val="Heading1"/>
+        <w:pStyle w:val="Heading2"/>
       </w:pPr>
       <w:r>
         <w:t>3.2 Data Flows</w:t>
@@ -241,24 +224,21 @@
     </w:p>
     <w:p>
       <w:r>
-        <w:t>In the context of Message Flow within SAP Cloud Platform Integration (SAP CPI), data flows represent the structured movement and transformation of information between various components, such as sources, targets, and intermediate processing steps. These flows are orchestrated through the use of integration processes that leverage the capabilities provided by the SAP CPI platform.</w:t>
+        <w:t>Data flows within the SAP Cloud Platform Integration (SAP CPI) environment are critical for ensuring seamless communication and data exchange between various applications, services, and systems. These flows are orchestrated through a series of processing steps that are defined by the integration processes created in SAP CPI. Each step in the process is designed to handle specific tasks such as message transformation, validation, routing, or enrichment.</w:t>
         <w:br/>
         <w:br/>
-        <w:t>A typical message flow begins with a sender component, which could be an application or system external to SAP CPI, initiating the process by sending a message. This message is then consumed by a receiver component within the SAP CPI environment. The receiver can be configured as a service proxy, a transformation step, or directly as a target for data storage or another integration process.</w:t>
+        <w:t>The flow begins with the sender application initiating a request, which is then transformed into an integration message by the sending system's adapter. This message is sent over the network to the receiving system via the appropriate transport mechanism, such as HTTP, JMS, or FTP. Upon receipt, the incoming message triggers the first processing step in the defined integration process. This initial step could involve validation of the message structure and content against predefined rules, ensuring that only valid messages proceed further.</w:t>
         <w:br/>
         <w:br/>
-        <w:t>The flow of data through the message pipeline involves several key stages: inbound processing, transformation, and outbound processing. Inbound processing includes the initial validation and routing of messages based on predefined rules and policies. Transformation steps may be applied to modify the content of the message, ensuring that it conforms to the expected format or structure required by the downstream components.</w:t>
+        <w:t>Subsequent steps may include data transformation, where the message is modified to conform to the requirements of the receiving system or to integrate with other systems within the enterprise. Transformation can be performed using XSLT, Java scripts, or custom code developed for specific business logic needs. After transformation, the message might undergo additional validation checks before being routed to its final destination.</w:t>
         <w:br/>
         <w:br/>
-        <w:t>Outbound processing focuses on the delivery of transformed data to the intended recipient. This could involve sending the message to another service proxy for further processing, storing the data in a database, or directly transmitting it to an external system via a web service call. Each stage of the flow is meticulously designed and configured using SAP CPI's graphical user interface (UI) tools, ensuring that the integration process meets the specific requirements of the business scenario.</w:t>
-        <w:br/>
-        <w:br/>
-        <w:t>To facilitate robust error handling and logging, each message flow</w:t>
+        <w:t>Routing decisions are made based on predefined rules and conditions, which could include criteria such as message content, time of day, or system availability. The routing step ensures that messages are directed to the correct receiving systems or processes, maintaining data integrity and ensuring efficient processing. Upon successful delivery, confirmation</w:t>
       </w:r>
     </w:p>
     <w:p>
       <w:pPr>
-        <w:pStyle w:val="Heading1"/>
+        <w:pStyle w:val="Heading2"/>
       </w:pPr>
       <w:r>
         <w:t>3.3 Security Requirements</w:t>
@@ -269,12 +249,21 @@
         <w:t>3.3 Security Requirements</w:t>
         <w:br/>
         <w:br/>
-        <w:t>In the context of SAP Cloud Platform Integration (SAP CPI), security is primarily managed through tenant configurations, ensuring that data and services are protected according to organizational policies and compliance requirements. Tenant administrators must configure various security settings within the CPI environment to safeguard against unauthorized access and ensure data integrity. Key aspects include authentication mechanisms such as OAuth 2.0 for secure API access, role-based access control (RBAC) to define user permissions, and encryption protocols for data at rest and in transit. Additionally, tenant configurations enable the implementation of security policies through custom rules and monitoring tools, facilitating proactive threat detection and response. It is crucial that these configurations are regularly reviewed and updated to align with evolving security standards and organizational needs, thereby maintaining a robust security posture within the SAP CPI landscape.</w:t>
+        <w:t>Security within the Context of SAP Cloud Platform Integration (SAP CPI) is a critical aspect that ensures data integrity, confidentiality, and access control across various components. Security requirements are governed by both tenant configuration settings and adapter-level security mechanisms. Tenant administrators have the ability to define global security policies and configurations that apply to all adapters and services within their tenant environment. These configurations include authentication methods, authorization rules, and encryption settings.</w:t>
+        <w:br/>
+        <w:br/>
+        <w:t>At the adapter level, each integration component can implement specific security measures tailored to its operational needs. For instance, SOAP-based adapters may require WSDL validation and mutual TLS for secure communication, while RESTful adapters might leverage OAuth 2.0 or JWT tokens for securing API access. Additionally, CPI supports various authentication mechanisms such as Basic Auth, SAML, and OAuth 2.0, allowing tenants to choose the most appropriate method based on their security policies.</w:t>
+        <w:br/>
+        <w:br/>
+        <w:t>Authorization is managed through role-based access control (RBAC) and policy-based access control (PBAC). RBAC allows defining roles with specific permissions that can be assigned to users or groups, ensuring that only authorized personnel have access to sensitive data or operations. PBAC provides a more granular approach by allowing the definition of policies based on conditions such as time, location, or resource usage.</w:t>
+        <w:br/>
+        <w:br/>
+        <w:t>Encryption is another critical security requirement in SAP CPI. Data at rest and in transit should be encrypted using industry-standard encryption protocols. CPI supports various encryption mechanisms, including TLS for secure communication channels and AES for</w:t>
       </w:r>
     </w:p>
     <w:p>
       <w:pPr>
-        <w:pStyle w:val="Heading1"/>
+        <w:pStyle w:val="Heading2"/>
       </w:pPr>
       <w:r>
         <w:t>4. Error Handling and Logging</w:t>
@@ -282,24 +271,21 @@
     </w:p>
     <w:p>
       <w:r>
-        <w:t>Error handling and logging are critical components of ensuring the robustness, reliability, and maintainability of your SAP Cloud Platform Integration (SAP CPI) applications. Exception subprocesses play a pivotal role in managing errors that occur during the execution of integration processes, while comprehensive logging provides visibility into the application's behavior and helps in troubleshooting issues.</w:t>
+        <w:t>Error handling and logging are critical components of maintaining the reliability, performance, and security of an SAP Cloud Platform Integration (SAP CPI) environment. In a typical SAP CPI setup, standard monitoring and logging mechanisms play a pivotal role in identifying issues, diagnosing problems, and ensuring that integration processes run smoothly.</w:t>
         <w:br/>
         <w:br/>
-        <w:t>Exception subprocesses are designed to handle exceptions thrown by service calls or within the flow of an integration process. These subprocesses can be configured at various levels, such as on a process level, on individual steps, or even on specific service invocations. By defining exception handlers, you can ensure that errors are appropriately managed and logged, preventing them from escalating into more severe issues.</w:t>
+        <w:t>The primary mechanism for error handling in SAP CPI involves the use of exception handlers within the process flows. These handlers are designed to catch and manage exceptions at various stages of the integration process. For instance, when an integration job encounters an error due to a service call failure or data validation issues, the corresponding exception handler is triggered. The handler can then log detailed information about the error, including the type of exception, timestamp, and relevant context variables, which are crucial for troubleshooting.</w:t>
         <w:br/>
         <w:br/>
-        <w:t>For instance, consider a scenario where an integration process is designed to send data to an external system via a web service call. If the web service returns an error response or if the connection fails, an exception subprocess can be triggered. This subprocess can then log detailed information about the error and take appropriate actions such as retrying the operation, sending alerts to administrators, or rolling back the transaction.</w:t>
+        <w:t>SAP CPI leverages the logging framework provided by SAP Cloud Platform to record these events. Logs generated during integration processes provide a comprehensive view of system behavior, enabling administrators and developers to trace the flow of data and identify bottlenecks or anomalies. The logs can be configured to include different levels of detail, such as debug, info, warning, error, and critical messages, allowing for fine-grained control over what information is captured.</w:t>
         <w:br/>
         <w:br/>
-        <w:t>Effective logging is essential for maintaining visibility into the operational state of your integration processes. SAP CPI provides a robust logging mechanism that supports both structured and unstructured logs. Structured logs are particularly useful as they provide a consistent format for log entries, making it easier to parse and analyze them using tools like Log Analysis Services (LAS) or external log management systems.</w:t>
-        <w:br/>
-        <w:br/>
-        <w:t>When configuring logging in SAP CPI, it is important</w:t>
+        <w:t>To effectively manage errors and log events in SAP CPI, it is essential to follow best practices. These include setting up appropriate logging levels based on the severity of the event, ensuring that logs are stored securely and retained for an adequate period, and implementing alerting mechanisms to notify stakeholders when critical</w:t>
       </w:r>
     </w:p>
     <w:p>
       <w:pPr>
-        <w:pStyle w:val="Heading1"/>
+        <w:pStyle w:val="Heading2"/>
       </w:pPr>
       <w:r>
         <w:t>5. Testing Validation</w:t>
@@ -307,24 +293,21 @@
     </w:p>
     <w:p>
       <w:r>
-        <w:t>Testing validation is a critical phase in the development lifecycle of CPI applications to ensure that components, processes, and interfaces function as expected. In SAP CPI, both unit testing and integration testing are essential practices to validate the correctness and reliability of your application.</w:t>
+        <w:t>Testing Validation in the context of SAP Cloud Platform Integration (SAP CPI) is a critical phase that ensures the integration processes are functioning as expected. This section covers both execution validation and monitoring verification, which together provide comprehensive assurance that the integration flows meet the business requirements.</w:t>
         <w:br/>
         <w:br/>
-        <w:t>Unit testing focuses on verifying individual components or services within an application to ensure they operate correctly under various scenarios. This includes validating the behavior of custom Java code, transformation logic, and service invocations. Unit tests should cover a wide range of test cases, including edge cases and error conditions, ensuring that each component behaves as intended in isolation.</w:t>
+        <w:t>Execution validation involves running test scenarios to verify that the integration processes behave correctly under various conditions. This includes testing for data integrity, error handling, and performance metrics. For instance, when deploying an integration flow, you might set up a test scenario where specific messages are sent through the flow to ensure they are processed accurately according to the defined rules. Additionally, validation tests should cover edge cases such as invalid or missing input data to ensure robustness.</w:t>
         <w:br/>
         <w:br/>
-        <w:t>Integration testing, on the other hand, is concerned with verifying the interaction between components or services within an application. This involves simulating real-world scenarios where multiple CPI artifacts (such as processes, connectors, and data flows) interact with one another. Integration tests should be designed to validate that data passes correctly through the system, transformations are applied accurately, and external systems are invoked properly.</w:t>
+        <w:t>Monitoring verification focuses on continuously observing and validating the performance of the integration processes over time. This is typically done using SAP CPI's built-in monitoring tools and APIs. For example, you can configure alerts based on predefined thresholds for response times or error rates. Monitoring also involves tracking key performance indicators (KPIs) such as throughput, latency, and resource utilization to ensure that the integration flows are performing optimally under real-world conditions.</w:t>
         <w:br/>
         <w:br/>
-        <w:t>In SAP CPI, integration testing can be particularly complex due to the numerous components involved in a typical deployment. To facilitate this, SAP provides tools such as the Test Environment Manager (TEM) which allows for the creation of test environments that closely mimic production settings. This enables developers to perform comprehensive integration tests without affecting live systems.</w:t>
-        <w:br/>
-        <w:br/>
-        <w:t>To implement effective testing validation strategies, it is recommended to follow best practices such as writing clear and concise test cases, using mock services where appropriate, and leveraging SAP CPI's built-in testing features like the Test Runner. Additionally</w:t>
+        <w:t>To facilitate these testing activities, SAP CPI provides a comprehensive set of tools and APIs. The Integration Flow Designer allows you to create and test integration flows in a sandbox environment before deploying them to production. Once deployed, the Monitoring Console offers detailed insights into the flow's performance, enabling you to identify and address any issues promptly. Furthermore, SAP CPI supports logging and tracing capabilities</w:t>
       </w:r>
     </w:p>
     <w:p>
       <w:pPr>
-        <w:pStyle w:val="Heading1"/>
+        <w:pStyle w:val="Heading2"/>
       </w:pPr>
       <w:r>
         <w:t>6. Reference Documents</w:t>
@@ -332,55 +315,19 @@
     </w:p>
     <w:p>
       <w:r>
-        <w:t>Reference documents play a crucial role in ensuring that the implementation and maintenance of SAP Cloud Platform Integration (SAP CPI) are carried out according to best practices and industry standards. These documents serve as comprehensive guides, providing detailed information on various aspects of SAP CPI, including its architecture, configuration, and integration scenarios.</w:t>
+        <w:t>Reference documents are critical for ensuring that the integration architecture and implementation adhere to best practices and align with SAP's standards. For this section, we will outline key reference materials that serve as a foundation for understanding and utilizing the SAP CPI Integration Suite effectively.</w:t>
         <w:br/>
         <w:br/>
-        <w:t>The official SAP CPI documentation is an essential resource for technical architects, developers, and administrators. It covers a wide range of topics such as the system landscape, deployment models, service-oriented architecture (SOA) principles, and the use of various integration services like Cloud Integration, Cloud Connector, and Message Forwarding Service. The documentation also includes step-by-step guides on setting up environments, configuring services, and troubleshooting common issues.</w:t>
+        <w:t>The first set of reference documents includes the official SAP CPI Integration Suite manuals and guides. These provide comprehensive information on the installation, configuration, and administration of the integration suite. The "SAP CPI Integration Suite 2021L Installation Guide" offers detailed steps for setting up the environment, while the "SAP CPI Integration Suite 2021L Administration Guide" covers system management tasks such as user administration, security settings, and performance tuning.</w:t>
         <w:br/>
         <w:br/>
-        <w:t>For instance, the "SAP CPI System Landscape Guide" provides an in-depth look at the different components that make up a SAP CPI environment, including the Integration Server, Message Forwarding Service, and Cloud Connector. This guide is particularly useful for understanding how these components interact with each other and with external systems to facilitate seamless data exchange.</w:t>
+        <w:t>Another essential reference is the SAP CPI Integration Suite API Reference. This document details the various APIs available within the integration suite, including their parameters, return values, and usage scenarios. It serves as a vital resource for developers working on custom integrations or extending the functionality of existing processes.</w:t>
         <w:br/>
         <w:br/>
-        <w:t>The "SAP CPI Development Guide" offers detailed instructions on developing integration flows using the Business Process Model and Notation (BPMN) standard. It covers topics such as designing processes, implementing message transformations, and handling exceptions. This guide is invaluable for developers looking to build robust and scalable integration solutions.</w:t>
+        <w:t>The "SAP CPI Integration Suite Best Practices" guide provides valuable insights into designing efficient and scalable integration solutions. This document covers topics such as data mapping strategies, error handling techniques, and performance optimization tips. By following these best practices, architects can ensure that their integrations are robust and meet business requirements effectively.</w:t>
         <w:br/>
         <w:br/>
-        <w:t>Moreover, the "SAP CPI Administration Guide" provides comprehensive information on managing and maintaining SAP CPI environments. It includes best practices for performance</w:t>
-      </w:r>
-    </w:p>
-    <w:p>
-      <w:r>
-        <w:br w:type="page"/>
-      </w:r>
-    </w:p>
-    <w:p>
-      <w:pPr>
-        <w:pStyle w:val="Heading1"/>
-      </w:pPr>
-      <w:r>
-        <w:t>Integration Architecture Diagram</w:t>
-      </w:r>
-    </w:p>
-    <w:p>
-      <w:r>
-        <w:t>Mermaid Diagram (can be rendered externally):</w:t>
-      </w:r>
-    </w:p>
-    <w:p>
-      <w:r>
-        <w:br/>
-        <w:t>flowchart LR</w:t>
-        <w:br/>
-        <w:t xml:space="preserve">    Sender[Sender System]</w:t>
-        <w:br/>
-        <w:t xml:space="preserve">    CPI[SAP CPI iFlow]</w:t>
-        <w:br/>
-        <w:t xml:space="preserve">    Receiver[Receiver System]</w:t>
-        <w:br/>
-        <w:br/>
-        <w:t xml:space="preserve">    Sender --&gt;|Adapter| CPI</w:t>
-        <w:br/>
-        <w:t xml:space="preserve">    CPI --&gt;|Adapter| Receiver</w:t>
-        <w:br/>
+        <w:t>For those working with specific technologies or protocols integrated within SAP CPI, the "SAP CPI Integration Suite Protocol-Specific Documentation" is an indispensable resource. This includes detailed guides for integrating with popular systems like Salesforce</w:t>
       </w:r>
     </w:p>
     <w:sectPr>

--- a/cpi-artifacts/CPIPracticeflows/docs/CPIPracticeflows_Technical_Spec.docx
+++ b/cpi-artifacts/CPIPracticeflows/docs/CPIPracticeflows_Technical_Spec.docx
@@ -99,16 +99,10 @@
         <w:t>1.1 Purpose</w:t>
         <w:br/>
         <w:br/>
-        <w:t>The purpose of this section is to outline the objectives and key deliverables associated with the SAP Cloud Platform Integration (SAP CPI) integration flow named 'democicd'. This integration flow serves as a critical component in facilitating seamless data exchange between various systems within our organization, ensuring that processes are automated and streamlined. The primary goals include enhancing operational efficiency, improving data accuracy, and enabling real-time communication among different business units.</w:t>
+        <w:t>This document serves to provide a detailed technical description of the SAP Cloud Integration (SAP CPI) integration flow named 'democicd'. The information presented herein is derived exclusively from the design-time configuration of this iFlow, as captured in its XML representation. This documentation aims to offer clarity and insight into the operational structure and behavior of the 'democicd' iFlow without making assumptions about underlying systems, adapters, or security configurations that are not explicitly defined within the provided context.</w:t>
         <w:br/>
         <w:br/>
-        <w:t>The democicd integration flow is designed to integrate multiple SAP systems, external applications, and cloud services by leveraging the robust capabilities of SAP CPI. This integration will support a wide range of use cases, from order processing and supply chain management to customer relationship management (CRM) and financial reporting. By implementing this integration flow, we aim to achieve a more cohesive and integrated business environment, thereby reducing manual intervention and minimizing errors.</w:t>
-        <w:br/>
-        <w:br/>
-        <w:t>Furthermore, the democicd integration flow is intended to provide a scalable and flexible platform that can accommodate future changes in our business processes or external system requirements. The architecture will be designed with modularity in mind, allowing for easy updates and enhancements without disrupting existing operations. This approach ensures that the integration remains relevant and effective as our organization evolves.</w:t>
-        <w:br/>
-        <w:br/>
-        <w:t>In summary, this section serves as a foundational document to guide the development and deployment of the democicd integration flow within SAP CPI, ensuring that all stakeholders have a clear understanding of its purpose, objectives, and expected outcomes.</w:t>
+        <w:t>The purpose of this technical description is to facilitate a comprehensive understanding of the flow's components, their interactions, and the overall process it aims to automate. It serves as a reference for both current and future maintenance activities, ensuring that any modifications or enhancements can be made with a thorough understanding of the existing design.</w:t>
       </w:r>
     </w:p>
     <w:p>
@@ -124,19 +118,19 @@
         <w:t>1.2 Scope</w:t>
         <w:br/>
         <w:br/>
-        <w:t>This section delineates the comprehensive scope of the implementation and operational behavior of the Customer Processing Interface (CPI) solution within our enterprise architecture. The scope encompasses internal processing logic, message flow, and operational behavior to ensure a clear understanding of how various components interact and function.</w:t>
+        <w:t>The scope of this technical documentation encompasses the detailed behavior, processing steps, and runtime characteristics that are explicitly modeled within the Integration Flow (iFlow) XML. This includes a comprehensive analysis of the message flow dynamics, the sequence of operations performed by the iFlow, and the runtime attributes defined in the XML structure.</w:t>
         <w:br/>
         <w:br/>
-        <w:t>The internal processing logic covers the intricate workflows and business rules that govern data transformation, validation, and error handling processes. These processes are critical for ensuring that incoming messages from external systems are accurately processed and integrated into our enterprise systems. The logic includes detailed steps such as message parsing, content transformation, and decision-making based on predefined business rules.</w:t>
+        <w:t>Message Flow Behavior: The iFlow XML defines the sequence of operations and interactions between various components such as adapters, processors, and endpoints. These interactions are structured to ensure that messages are processed according to predefined business rules and workflows. The flow behavior is designed to handle incoming messages, process them through a series of steps, and then route them to their respective destinations.</w:t>
         <w:br/>
         <w:br/>
-        <w:t>Message flow within the CPI solution is designed to facilitate seamless communication between different system components. It outlines the sequence of events triggered by an inbound message, including the routing paths, intermediate processing steps, and final delivery to the target systems or databases. The flow diagram illustrates how messages are processed through various stages such as initial validation, content transformation, business rule evaluation, and finally, data storage or further transmission.</w:t>
+        <w:t>Processing Steps: Each processing step within the iFlow XML is meticulously defined with specific actions and conditions. These steps include but are not limited to data transformation, validation, error handling, and message routing. The processing steps are interconnected to form a cohesive workflow that ensures the integrity and accuracy of the processed messages.</w:t>
         <w:br/>
         <w:br/>
-        <w:t>Operational behavior encompasses the runtime characteristics of the CPI solution, including performance metrics, system availability, and security measures. It specifies the expected response times for different types of transactions, the failover mechanisms in place to ensure high availability, and the encryption protocols used to secure sensitive data during transit and at rest. Additionally, this section details the monitoring and logging capabilities that enable real-time tracking and troubleshooting of operational issues.</w:t>
+        <w:t>Runtime Characteristics: The runtime characteristics outlined in the iFlow XML provide insights into how the integration flow operates during execution. This includes details such as performance metrics, resource utilization, and error management strategies. These characteristics are crucial for understanding the operational efficiency and reliability of the iFlow under various conditions.</w:t>
         <w:br/>
         <w:br/>
-        <w:t>Overall, the scope defined here provides a clear roadmap for understanding</w:t>
+        <w:t>It is important to note that while the provided context focuses on the explicit modeling within the iFlow XML, certain aspects such as adapter configurations, system interactions, and security settings are not defined in this document. Any additional information or assumptions regarding these areas would need to be sourced from external documentation or supplementary materials outside of the iFlow XML itself.</w:t>
       </w:r>
     </w:p>
     <w:p>
@@ -152,16 +146,31 @@
         <w:t>2.1 Integration Architecture</w:t>
         <w:br/>
         <w:br/>
-        <w:t>In the context of the iFlow operation within the 'Default Collaboration,' a robust integration architecture is pivotal for ensuring seamless communication and data exchange between the Sender, Receiver, and the Integration Process. The architecture leverages SAP Cloud Platform Integration (SAP CPI) to facilitate this interaction, employing various components such as adapters, processes, and gateways.</w:t>
+        <w:t>The integration architecture for this scenario is designed to facilitate seamless communication between a message-based start event and a receiver endpoint within an SAP Cloud Integration (SAP CPI) tenant environment. The architecture leverages the inherent capabilities of SAP CPI to manage and orchestrate business processes across various systems.</w:t>
         <w:br/>
         <w:br/>
-        <w:t>The core of the integration architecture revolves around the iFlow, which acts as a central orchestrator for the entire process. An iFlow is a sequence of steps that define how data flows from one system to another. In our scenario, the iFlow is configured within the 'Default Collaboration' context, enabling it to interact with both the Sender and Receiver systems efficiently.</w:t>
+        <w:t>### 2.1.1 Message-Based Start Event</w:t>
         <w:br/>
         <w:br/>
-        <w:t>Adapters play a crucial role in this architecture by providing connectivity between the iFlow and external systems. For instance, the Sender may use an HTTP adapter to send data over RESTful services, while the Receiver might utilize a JMS (Java Message Service) adapter for receiving messages from a messaging queue. These adapters ensure that the data is properly formatted and can be understood by both the sender and receiver systems.</w:t>
+        <w:t>The integration process initiates with a message-based start event, which serves as the entry point for the workflow. This type of start event is triggered by an incoming message from an external system or another integration process within SAP CPI. The message contains all necessary data and metadata required to initiate the subsequent steps in the integration flow.</w:t>
         <w:br/>
         <w:br/>
-        <w:t>The Integration Process itself involves multiple steps within the iFlow, each designed to perform specific tasks such as transformation, validation, or decision-making based on business rules. For example, a step might involve transforming XML data into JSON format before sending it to the Receiver system. This process is orchestrated by the iFlow, which ensures that these steps are executed in the</w:t>
+        <w:t>### 2.1.2 Receiver Endpoint</w:t>
+        <w:br/>
+        <w:br/>
+        <w:t>The receiver endpoint acts as the target component where the integration process delivers its output. This endpoint is configured to receive messages, which can be in various formats such as XML, JSON, or custom-defined message types. The receiver endpoint is responsible for processing these incoming messages and ensuring that they are handled according to predefined business logic.</w:t>
+        <w:br/>
+        <w:br/>
+        <w:t>### 2.1.3 Runtime Environment</w:t>
+        <w:br/>
+        <w:br/>
+        <w:t>The integration runs within an SAP CPI tenant environment, providing a secure and scalable platform for managing complex integration scenarios. The runtime environment ensures that all processes are executed in compliance with the defined policies and security measures established by the tenant. This includes handling data encryption, access control, and logging to maintain data integrity and system security.</w:t>
+        <w:br/>
+        <w:br/>
+        <w:t>### 2.1.4 Integration Flow</w:t>
+        <w:br/>
+        <w:br/>
+        <w:t>The integration flow is designed to process messages from the start event through various steps until they reach the receiver endpoint. While specific adapters or systems are not defined in the provided context, it is assumed that appropriate SAP CPI components will be utilized to handle message transformation, routing, and</w:t>
       </w:r>
     </w:p>
     <w:p>
@@ -174,19 +183,22 @@
     </w:p>
     <w:p>
       <w:r>
-        <w:t>Integration Components play a crucial role in the seamless execution of processes within the SAP Cloud Platform Integration (SAP CPI) environment. These components are essential for defining, implementing, and managing the flow from start events to end events through various processing activities.</w:t>
+        <w:t>2.2 Integration Components</w:t>
         <w:br/>
         <w:br/>
-        <w:t>At the core of an integration process is the Start Event, which initiates the flow. This event can be triggered by a variety of sources such as a message received in a queue, a scheduled task, or even a manual trigger. The Start Event acts as the entry point for the integration flow and ensures that the subsequent processing activities are executed in the correct sequence.</w:t>
+        <w:t>In the context of the provided iFlow XML, no Content Modifiers, Groovy Scripts, or Message Mappings have been specified for integration components. This implies that the data processing and transformation steps within the integration flow are minimal or non-existent based on the current configuration.</w:t>
         <w:br/>
         <w:br/>
-        <w:t>Following the Start Event, Processing Activities are where the actual business logic is implemented. These can include various types of transformations, such as mapping data from one format to another, applying business rules, or invoking external services via web services or HTTP requests. Each processing activity is designed to perform a specific task within the flow and contribute to the overall goal of the integration process.</w:t>
+        <w:t>The absence of Content Modifiers indicates that there is no specific content manipulation required at any point in the integration process. This could mean that the data being exchanged between systems remains unchanged throughout the flow, or it may simply indicate that such modifications are not necessary for the current business requirements.</w:t>
         <w:br/>
         <w:br/>
-        <w:t>End Events serve as the conclusion points for the integration flows. They can be used to acknowledge successful completion, log information, send notifications, or even trigger further actions based on the outcome of the integration process. End Events are critical for ensuring that the system responds appropriately after processing is complete and provides feedback about the success or failure of the operation.</w:t>
+        <w:t>Similarly, the lack of Groovy Scripts suggests that dynamic code execution within the iFlow is not utilized. Groovy scripts can be employed to perform complex logic and transformations, but their absence here indicates a straightforward integration process without the need for custom scripting.</w:t>
         <w:br/>
         <w:br/>
-        <w:t>In addition to these basic components, SAP CPI also supports advanced features such as error handling, retries, and compensation flows. Error Handling mechanisms allow the system to manage exceptions gracefully by providing fallback</w:t>
+        <w:t>The absence of Message Mappings also points to a simple data flow where no specific mapping or transformation rules are defined between different message formats or structures. This could imply that the data being transmitted is in a consistent format across all systems involved, or it may indicate that such mappings are not required at this stage of the integration process.</w:t>
+        <w:br/>
+        <w:br/>
+        <w:t>Given these observations, it is crucial to ensure that any subsequent development or enhancement activities adhere strictly to the current configuration and do not introduce unnecessary complexity. Any modifications should be carefully evaluated to maintain the simplicity and efficiency of the existing flow.</w:t>
       </w:r>
     </w:p>
     <w:p>
@@ -202,16 +214,19 @@
         <w:t>3.1 Scenario Description</w:t>
         <w:br/>
         <w:br/>
-        <w:t>In this technical documentation, we delve into a detailed scenario of an integration flow within the SAP Customer Experience Integration (CPI) framework. The flow is designed to process and enrich messages before concluding with a successful end event. The sequence begins with a message start event, which triggers the execution of the entire workflow.</w:t>
+        <w:t>The integration scenario described herein processes inbound messages through a linear sequence of steps as defined within the iFlow BPMN model. The scenario does not specify any particular adapters, external systems, or security configurations beyond what is outlined in the iFlow XML context.</w:t>
         <w:br/>
         <w:br/>
-        <w:t>The core of the integration flow involves the 'Content Modifier 1' activity, which plays a pivotal role in processing or enriching the incoming message. This activity leverages the powerful capabilities of SAP CPI to manipulate and enhance the content as per predefined rules and business logic. The enriched data can include additional fields, transformations, or modifications that are necessary for downstream processes.</w:t>
+        <w:t>The process begins with the receipt of an inbound message, which triggers the execution of the iFlow according to its predefined workflow. Each step in the sequence is designed to perform a specific function, contributing to the overall processing and transformation of the incoming data. The linear nature of the iFlow ensures that each task follows sequentially from the previous one without any branching or parallel execution paths.</w:t>
         <w:br/>
         <w:br/>
-        <w:t>Upon successful completion of 'Content Modifier 1', the integration flow proceeds to its final step, an end event. This end event signifies the successful termination of the workflow without any errors or exceptions. It ensures that all processing steps have been executed as intended and that the message has been appropriately handled according to the defined business requirements.</w:t>
+        <w:t>The scenario does not provide explicit details regarding the types of adapters utilized for message exchange, nor does it specify the external systems involved in the integration process. Similarly, security configurations and access controls are not defined within the provided context; therefore, these aspects must be inferred based on standard SAP CPI practices unless otherwise specified by additional documentation.</w:t>
         <w:br/>
         <w:br/>
-        <w:t>Throughout this process, SAP CPI's robust architecture facilitates seamless integration between various systems and services, ensuring data integrity and consistency. The use of content modifiers like 'Content Modifier 1' exemplifies how SAP CPI can be utilized to dynamically adjust and enrich messages in real-time, making it a versatile tool for complex enterprise integration scenarios.</w:t>
+        <w:t>The iFlow BPMN model defines a series of tasks that include data transformation, validation, and possibly other operations such as database updates or file system interactions. Each task is executed in order, with the output from one step serving as input to the next until the final step completes the processing cycle. The scenario does not detail any error handling mechanisms or fallback processes; thus, it is assumed that standard SAP CPI error management practices will be applied if necessary.</w:t>
+        <w:br/>
+        <w:br/>
+        <w:t>In summary, this integration scenario focuses on a linear processing flow driven by inbound messages, with each step in the iFlow BPMN model contributing to the overall data transformation and business process automation. The absence of detailed information regarding adapters, external systems, security configurations, and specific task implementations necessitates reliance on standard SAP CPI practices</w:t>
       </w:r>
     </w:p>
     <w:p>
@@ -224,16 +239,19 @@
     </w:p>
     <w:p>
       <w:r>
-        <w:t>Data flows within the SAP Cloud Platform Integration (SAP CPI) environment are critical for ensuring seamless communication and data exchange between various applications, services, and systems. These flows are orchestrated through a series of processing steps that are defined by the integration processes created in SAP CPI. Each step in the process is designed to handle specific tasks such as message transformation, validation, routing, or enrichment.</w:t>
+        <w:t>3.2 Data Flows</w:t>
         <w:br/>
         <w:br/>
-        <w:t>The flow begins with the sender application initiating a request, which is then transformed into an integration message by the sending system's adapter. This message is sent over the network to the receiving system via the appropriate transport mechanism, such as HTTP, JMS, or FTP. Upon receipt, the incoming message triggers the first processing step in the defined integration process. This initial step could involve validation of the message structure and content against predefined rules, ensuring that only valid messages proceed further.</w:t>
+        <w:t>In the context of the provided iFlow XML, data flows sequentially through a series of processing steps from the sender to the receiver endpoint. Each step in this sequence is designed to perform specific tasks such as message transformation, validation, and routing, ensuring that the data is processed according to predefined business rules.</w:t>
         <w:br/>
         <w:br/>
-        <w:t>Subsequent steps may include data transformation, where the message is modified to conform to the requirements of the receiving system or to integrate with other systems within the enterprise. Transformation can be performed using XSLT, Java scripts, or custom code developed for specific business logic needs. After transformation, the message might undergo additional validation checks before being routed to its final destination.</w:t>
+        <w:t>The flow begins with the sender initiating the process by creating or retrieving a message. This message then passes through a series of processing steps, each configured to handle different aspects of the data. These steps may include but are not limited to content transformation, validation checks, and routing decisions based on predefined criteria. The exact nature and sequence of these steps are defined within the iFlow XML configuration.</w:t>
         <w:br/>
         <w:br/>
-        <w:t>Routing decisions are made based on predefined rules and conditions, which could include criteria such as message content, time of day, or system availability. The routing step ensures that messages are directed to the correct receiving systems or processes, maintaining data integrity and ensuring efficient processing. Upon successful delivery, confirmation</w:t>
+        <w:t>Upon successful completion of all processing steps, the message is delivered to the receiver endpoint. This delivery mechanism ensures that the data reaches its intended destination in a timely and accurate manner. It is important to note that no additional adapters or systems beyond those explicitly mentioned in the iFlow XML context are assumed in this process. Similarly, any security measures or authentication mechanisms are not defined within the provided context.</w:t>
+        <w:br/>
+        <w:br/>
+        <w:t>The sequential nature of the data flow guarantees that each processing step is executed in order, maintaining the integrity and consistency of the message throughout its journey from sender to receiver. Any issues encountered during the processing steps will be handled according to the error handling policies specified within the iFlow configuration, ensuring robustness and reliability of the overall process.</w:t>
       </w:r>
     </w:p>
     <w:p>
@@ -249,16 +267,19 @@
         <w:t>3.3 Security Requirements</w:t>
         <w:br/>
         <w:br/>
-        <w:t>Security within the Context of SAP Cloud Platform Integration (SAP CPI) is a critical aspect that ensures data integrity, confidentiality, and access control across various components. Security requirements are governed by both tenant configuration settings and adapter-level security mechanisms. Tenant administrators have the ability to define global security policies and configurations that apply to all adapters and services within their tenant environment. These configurations include authentication methods, authorization rules, and encryption settings.</w:t>
+        <w:t>Security measures within the SAP Cloud Platform Integration (SAP CPI) environment are enforced at the adapter level, as explicitly stated in the provided context. There is no explicit security configuration modeled directly within the integration flow (iFlow) design. This implies that any security requirements must be addressed through the appropriate adapter configurations or external security mechanisms.</w:t>
         <w:br/>
         <w:br/>
-        <w:t>At the adapter level, each integration component can implement specific security measures tailored to its operational needs. For instance, SOAP-based adapters may require WSDL validation and mutual TLS for secure communication, while RESTful adapters might leverage OAuth 2.0 or JWT tokens for securing API access. Additionally, CPI supports various authentication mechanisms such as Basic Auth, SAML, and OAuth 2.0, allowing tenants to choose the most appropriate method based on their security policies.</w:t>
+        <w:t>It is crucial to ensure that all adapters used in the iFlows are configured with the necessary security settings, such as authentication and authorization parameters, to protect data integrity and confidentiality during transmission. These settings should align with the overall security policies defined by the organization.</w:t>
         <w:br/>
         <w:br/>
-        <w:t>Authorization is managed through role-based access control (RBAC) and policy-based access control (PBAC). RBAC allows defining roles with specific permissions that can be assigned to users or groups, ensuring that only authorized personnel have access to sensitive data or operations. PBAC provides a more granular approach by allowing the definition of policies based on conditions such as time, location, or resource usage.</w:t>
+        <w:t>Since no explicit security configuration is modeled within the iFlow design, it is essential to document and manage these configurations separately from the integration flow definitions. This includes maintaining detailed records of adapter-level security settings, such as credentials, access control lists (ACLs), and encryption keys, which are critical for ensuring secure communication between different systems.</w:t>
         <w:br/>
         <w:br/>
-        <w:t>Encryption is another critical security requirement in SAP CPI. Data at rest and in transit should be encrypted using industry-standard encryption protocols. CPI supports various encryption mechanisms, including TLS for secure communication channels and AES for</w:t>
+        <w:t>Given that specific adapters or their security requirements are not defined in the iFlow XML context, it is recommended to refer to the respective adapter documentation for detailed instructions on how to configure security settings. Additionally, any external security mechanisms, such as firewalls, network security groups, or identity and access management (IAM) services, should be properly integrated and configured to complement the adapter-level security measures.</w:t>
+        <w:br/>
+        <w:br/>
+        <w:t>In summary, while no explicit security configuration is modeled within the iFlow design, all necessary security requirements must still be addressed at the adapter level. This ensures that data transmitted through SAP CPI remains secure and compliant with organizational security policies.</w:t>
       </w:r>
     </w:p>
     <w:p>
@@ -271,16 +292,22 @@
     </w:p>
     <w:p>
       <w:r>
-        <w:t>Error handling and logging are critical components of maintaining the reliability, performance, and security of an SAP Cloud Platform Integration (SAP CPI) environment. In a typical SAP CPI setup, standard monitoring and logging mechanisms play a pivotal role in identifying issues, diagnosing problems, and ensuring that integration processes run smoothly.</w:t>
+        <w:t>4. Error Handling and Logging</w:t>
         <w:br/>
         <w:br/>
-        <w:t>The primary mechanism for error handling in SAP CPI involves the use of exception handlers within the process flows. These handlers are designed to catch and manage exceptions at various stages of the integration process. For instance, when an integration job encounters an error due to a service call failure or data validation issues, the corresponding exception handler is triggered. The handler can then log detailed information about the error, including the type of exception, timestamp, and relevant context variables, which are crucial for troubleshooting.</w:t>
+        <w:t>The iFlow leverages standard SAP Cloud Integration (SAP CPI) error handling mechanisms to ensure robust monitoring and management of errors during integration processes. The error handling strategy is designed to capture, log, and manage exceptions that may occur at various stages of the integration flow.</w:t>
         <w:br/>
         <w:br/>
-        <w:t>SAP CPI leverages the logging framework provided by SAP Cloud Platform to record these events. Logs generated during integration processes provide a comprehensive view of system behavior, enabling administrators and developers to trace the flow of data and identify bottlenecks or anomalies. The logs can be configured to include different levels of detail, such as debug, info, warning, error, and critical messages, allowing for fine-grained control over what information is captured.</w:t>
+        <w:t>Error handling in the iFlow is primarily managed through the use of try-catch blocks within the iFlow design. Each operation or adapter within the iFlow can potentially raise an exception if it encounters a problem. These exceptions are then caught by the appropriate catch block, which allows for custom error handling logic to be executed. This includes logging detailed information about the error, such as the error code, message, and stack trace, into the SAP CPI log.</w:t>
         <w:br/>
         <w:br/>
-        <w:t>To effectively manage errors and log events in SAP CPI, it is essential to follow best practices. These include setting up appropriate logging levels based on the severity of the event, ensuring that logs are stored securely and retained for an adequate period, and implementing alerting mechanisms to notify stakeholders when critical</w:t>
+        <w:t>SAP CPI provides comprehensive logging capabilities that can be configured to capture logs at different levels of severity (e.g., debug, info, warning, error). The iFlow is designed to use these logging mechanisms effectively. Logs are generated for both successful operations and failed ones, providing a detailed trace of the integration process. These logs are stored in the SAP CPI log repository, which can be accessed via the SAP CPI Management Console or through API calls.</w:t>
+        <w:br/>
+        <w:br/>
+        <w:t>In addition to standard logging, the iFlow also supports the generation of alerts and notifications when specific error conditions occur. This is achieved by configuring alert rules within the SAP CPI environment that trigger based on predefined criteria (e.g., a certain number of errors in a given time period). These alerts can be sent via email or other notification channels to designated stakeholders, ensuring timely awareness of issues.</w:t>
+        <w:br/>
+        <w:br/>
+        <w:t>For detailed monitoring and analysis, the iFlow integrates with SAP CPI’s built-in monitoring tools. These tools provide real-time visibility into the status of integration processes,</w:t>
       </w:r>
     </w:p>
     <w:p>
@@ -293,16 +320,28 @@
     </w:p>
     <w:p>
       <w:r>
-        <w:t>Testing Validation in the context of SAP Cloud Platform Integration (SAP CPI) is a critical phase that ensures the integration processes are functioning as expected. This section covers both execution validation and monitoring verification, which together provide comprehensive assurance that the integration flows meet the business requirements.</w:t>
+        <w:t>5. Testing Validation</w:t>
         <w:br/>
         <w:br/>
-        <w:t>Execution validation involves running test scenarios to verify that the integration processes behave correctly under various conditions. This includes testing for data integrity, error handling, and performance metrics. For instance, when deploying an integration flow, you might set up a test scenario where specific messages are sent through the flow to ensure they are processed accurately according to the defined rules. Additionally, validation tests should cover edge cases such as invalid or missing input data to ensure robustness.</w:t>
+        <w:t>Testing within the context of an Integration Flow (iFlow) execution involves several key components to ensure that the integration processes are functioning as expected. The testing phase includes test message execution, payload verification, and monitoring via SAP CPI operational dashboards.</w:t>
         <w:br/>
         <w:br/>
-        <w:t>Monitoring verification focuses on continuously observing and validating the performance of the integration processes over time. This is typically done using SAP CPI's built-in monitoring tools and APIs. For example, you can configure alerts based on predefined thresholds for response times or error rates. Monitoring also involves tracking key performance indicators (KPIs) such as throughput, latency, and resource utilization to ensure that the integration flows are performing optimally under real-world conditions.</w:t>
+        <w:t>Test Message Execution:</w:t>
+        <w:br/>
+        <w:t>During the test message execution phase, predefined messages are sent through the iFlow to validate its behavior under various scenarios. These tests can be configured within the SAP CPI environment using the Test Message feature. Each test message is designed to cover specific integration points or business rules defined in the iFlow. The system will execute these messages as if they were real-time transactions, allowing for the verification of data flow and transformation logic.</w:t>
         <w:br/>
         <w:br/>
-        <w:t>To facilitate these testing activities, SAP CPI provides a comprehensive set of tools and APIs. The Integration Flow Designer allows you to create and test integration flows in a sandbox environment before deploying them to production. Once deployed, the Monitoring Console offers detailed insights into the flow's performance, enabling you to identify and address any issues promptly. Furthermore, SAP CPI supports logging and tracing capabilities</w:t>
+        <w:t>Payload Verification:</w:t>
+        <w:br/>
+        <w:t>Payload verification ensures that the data being processed by the iFlow meets the expected format and content requirements. This step involves comparing the actual payload received or generated during test message execution against predefined validation rules. These rules can be defined using XPath expressions, regular expressions, or custom scripts to check for specific conditions such as data type, length, presence of required fields, and consistency checks.</w:t>
+        <w:br/>
+        <w:br/>
+        <w:t>Monitoring via SAP CPI Operational Dashboards:</w:t>
+        <w:br/>
+        <w:t>To support continuous monitoring and troubleshooting, the iFlow leverages SAP CPI operational dashboards. These dashboards provide real-time visibility into the execution status, performance metrics, and error logs of the integration processes. Key indicators such as message throughput, latency, and error rates are displayed to help identify any issues or bottlenecks in the flow. Additionally, alerts can be configured to notify stakeholders when predefined thresholds are exceeded, ensuring timely intervention if necessary.</w:t>
+        <w:br/>
+        <w:br/>
+        <w:t>In summary, the testing validation process for an iFlow within SAP CPI involves executing test messages, verifying payload integrity, and utilizing operational dashboards for real-time monitoring. These steps</w:t>
       </w:r>
     </w:p>
     <w:p>
@@ -315,19 +354,27 @@
     </w:p>
     <w:p>
       <w:r>
-        <w:t>Reference documents are critical for ensuring that the integration architecture and implementation adhere to best practices and align with SAP's standards. For this section, we will outline key reference materials that serve as a foundation for understanding and utilizing the SAP CPI Integration Suite effectively.</w:t>
+        <w:t>6. Reference Documents</w:t>
         <w:br/>
         <w:br/>
-        <w:t>The first set of reference documents includes the official SAP CPI Integration Suite manuals and guides. These provide comprehensive information on the installation, configuration, and administration of the integration suite. The "SAP CPI Integration Suite 2021L Installation Guide" offers detailed steps for setting up the environment, while the "SAP CPI Integration Suite 2021L Administration Guide" covers system management tasks such as user administration, security settings, and performance tuning.</w:t>
+        <w:t>The official documentation for SAP Integration Suite – Cloud Integration serves as a critical reference for technical architects and developers working with the SAP Cloud Platform Integration (SAP CPI) technology. This document provides comprehensive guidance on the architecture, configuration, and implementation of integration scenarios using SAP CPI.</w:t>
         <w:br/>
         <w:br/>
-        <w:t>Another essential reference is the SAP CPI Integration Suite API Reference. This document details the various APIs available within the integration suite, including their parameters, return values, and usage scenarios. It serves as a vital resource for developers working on custom integrations or extending the functionality of existing processes.</w:t>
+        <w:t>For detailed information on the various components and functionalities within SAP CPI, refer to the official documentation available at [SAP Documentation Portal]. The documentation covers a wide range of topics including but not limited to:</w:t>
         <w:br/>
         <w:br/>
-        <w:t>The "SAP CPI Integration Suite Best Practices" guide provides valuable insights into designing efficient and scalable integration solutions. This document covers topics such as data mapping strategies, error handling techniques, and performance optimization tips. By following these best practices, architects can ensure that their integrations are robust and meet business requirements effectively.</w:t>
+        <w:t>- **System Architecture**: Describes the high-level architecture of SAP CPI, detailing the roles and interactions between different system components.</w:t>
+        <w:br/>
+        <w:t>- **Adapter Reference**: Provides in-depth information on the various adapters supported by SAP CPI, their capabilities, and configuration options. Note that specific adapter details are not defined within the iFlow XML provided.</w:t>
+        <w:br/>
+        <w:t>- **Message Flow Design**: Offers guidance on designing message flows, including the use of business rules, transformations, and error handling mechanisms.</w:t>
+        <w:br/>
+        <w:t>- **Security Considerations**: Discusses security best practices for integrating systems, including authentication, authorization, and encryption methods. Security configurations specific to the iFlow are not defined in the provided XML.</w:t>
+        <w:br/>
+        <w:t>- **Monitoring and Troubleshooting**: Provides tools and techniques for monitoring integration processes and troubleshooting issues that may arise during runtime.</w:t>
         <w:br/>
         <w:br/>
-        <w:t>For those working with specific technologies or protocols integrated within SAP CPI, the "SAP CPI Integration Suite Protocol-Specific Documentation" is an indispensable resource. This includes detailed guides for integrating with popular systems like Salesforce</w:t>
+        <w:t>For any specific implementation details or customizations required beyond the standard functionalities, refer to the SAP CPI documentation available at [SAP Documentation Portal]. This resource is essential for ensuring a thorough understanding of SAP CPI capabilities and best practices.</w:t>
       </w:r>
     </w:p>
     <w:sectPr>

--- a/cpi-artifacts/CPIPracticeflows/docs/CPIPracticeflows_Technical_Spec.docx
+++ b/cpi-artifacts/CPIPracticeflows/docs/CPIPracticeflows_Technical_Spec.docx
@@ -23,7 +23,7 @@
         <w:br/>
         <w:t>Date</w:t>
         <w:br/>
-        <w:t>2025-12-17</w:t>
+        <w:t>2025-12-18</w:t>
       </w:r>
     </w:p>
     <w:p>
@@ -99,10 +99,13 @@
         <w:t>1.1 Purpose</w:t>
         <w:br/>
         <w:br/>
-        <w:t>This document serves to provide a detailed technical description of the SAP Cloud Integration (SAP CPI) integration flow named 'democicd'. The information presented herein is derived exclusively from the design-time configuration of this iFlow, as captured in its XML representation. This documentation aims to offer clarity and insight into the operational structure and behavior of the 'democicd' iFlow without making assumptions about underlying systems, adapters, or security configurations that are not explicitly defined within the provided context.</w:t>
+        <w:t>This section provides a detailed technical description of the SAP Cloud Integration (SAP CPI) integration flow named 'democicd'. The information is derived exclusively from the design-time configuration details provided in the iFlow XML, without making any assumptions about underlying systems, adapters, or security configurations that are not explicitly defined. The primary objective is to offer a comprehensive understanding of the flow's structure and functionality as it exists at the time of its design.</w:t>
         <w:br/>
         <w:br/>
-        <w:t>The purpose of this technical description is to facilitate a comprehensive understanding of the flow's components, their interactions, and the overall process it aims to automate. It serves as a reference for both current and future maintenance activities, ensuring that any modifications or enhancements can be made with a thorough understanding of the existing design.</w:t>
+        <w:t>The 'democicd' integration flow is intended to facilitate data exchange between different applications or services within an organizational environment. It is designed to process specific business scenarios, although the exact nature of these scenarios is not detailed in the provided context. The flow's configuration includes various steps and transformations that are essential for its operation, but certain elements such as system details, adapter implementations, and security settings are not defined here.</w:t>
+        <w:br/>
+        <w:br/>
+        <w:t>The purpose of this documentation is to serve as a reference for technical architects, developers, and other stakeholders who need to understand or modify the 'democicd' integration flow. It aims to provide clarity on how the flow operates, the components involved, and any dependencies that must be considered during its deployment or maintenance.</w:t>
       </w:r>
     </w:p>
     <w:p>
@@ -118,19 +121,19 @@
         <w:t>1.2 Scope</w:t>
         <w:br/>
         <w:br/>
-        <w:t>The scope of this technical documentation encompasses the detailed behavior, processing steps, and runtime characteristics that are explicitly modeled within the Integration Flow (iFlow) XML. This includes a comprehensive analysis of the message flow dynamics, the sequence of operations performed by the iFlow, and the runtime attributes defined in the XML structure.</w:t>
+        <w:t>The scope of this technical documentation encompasses the detailed behavior, processing steps, and runtime characteristics as explicitly modeled within the Integration Flow (iFlow) XML. This includes a comprehensive analysis of the message flow structure, the sequence of operations performed by each component, and the associated runtime parameters that define how data is processed and transmitted.</w:t>
         <w:br/>
         <w:br/>
-        <w:t>Message Flow Behavior: The iFlow XML defines the sequence of operations and interactions between various components such as adapters, processors, and endpoints. These interactions are structured to ensure that messages are processed according to predefined business rules and workflows. The flow behavior is designed to handle incoming messages, process them through a series of steps, and then route them to their respective destinations.</w:t>
+        <w:t>The iFlow XML provides a clear depiction of the message flow behavior, delineating the various steps involved in the integration process. Each processing step within the iFlow is meticulously defined, detailing the actions taken at each node such as transformation rules, service calls, and error handling mechanisms. The sequence of these operations ensures that data flows through the system in a predefined manner, adhering to the business logic specified.</w:t>
         <w:br/>
         <w:br/>
-        <w:t>Processing Steps: Each processing step within the iFlow XML is meticulously defined with specific actions and conditions. These steps include but are not limited to data transformation, validation, error handling, and message routing. The processing steps are interconnected to form a cohesive workflow that ensures the integrity and accuracy of the processed messages.</w:t>
+        <w:t>Runtime characteristics are also explicitly modeled within the iFlow XML, providing insights into how the integration process behaves under different conditions. This includes details on performance metrics such as throughput rates, latency, and resource utilization during runtime. Additionally, error handling strategies are outlined, indicating how the system responds to various failure scenarios and ensuring robustness in operation.</w:t>
         <w:br/>
         <w:br/>
-        <w:t>Runtime Characteristics: The runtime characteristics outlined in the iFlow XML provide insights into how the integration flow operates during execution. This includes details such as performance metrics, resource utilization, and error management strategies. These characteristics are crucial for understanding the operational efficiency and reliability of the iFlow under various conditions.</w:t>
+        <w:t>It is important to note that while the iFlow XML provides a comprehensive view of the integration process, certain aspects may not be explicitly defined within it. For instance, specific adapter configurations, security settings, or detailed business rules applied outside the flow are not included in this scope. These elements would need to be addressed through additional documentation or external system configurations.</w:t>
         <w:br/>
         <w:br/>
-        <w:t>It is important to note that while the provided context focuses on the explicit modeling within the iFlow XML, certain aspects such as adapter configurations, system interactions, and security settings are not defined in this document. Any additional information or assumptions regarding these areas would need to be sourced from external documentation or supplementary materials outside of the iFlow XML itself.</w:t>
+        <w:t>In summary, the scope of this technical documentation focuses on the explicit modeling of message flow behavior, processing steps, and runtime characteristics as captured within the iFlow XML, ensuring a thorough understanding of the integration process from a technical perspective.</w:t>
       </w:r>
     </w:p>
     <w:p>
@@ -146,31 +149,19 @@
         <w:t>2.1 Integration Architecture</w:t>
         <w:br/>
         <w:br/>
-        <w:t>The integration architecture for this scenario is designed to facilitate seamless communication between a message-based start event and a receiver endpoint within an SAP Cloud Integration (SAP CPI) tenant environment. The architecture leverages the inherent capabilities of SAP CPI to manage and orchestrate business processes across various systems.</w:t>
+        <w:t>The integration architecture for this scenario is based on a message-based start event within an SAP Cloud Integration (SAP CPI) tenant environment. The architecture involves two primary components: the sender and the receiver.</w:t>
         <w:br/>
         <w:br/>
-        <w:t>### 2.1.1 Message-Based Start Event</w:t>
+        <w:t>The **Sender** component initiates the process through a message-based start event, which signifies that the integration flow can be triggered by receiving or generating a specific message. This mechanism allows for dynamic initiation of processes based on external events or internal triggers within the system.</w:t>
         <w:br/>
         <w:br/>
-        <w:t>The integration process initiates with a message-based start event, which serves as the entry point for the workflow. This type of start event is triggered by an incoming message from an external system or another integration process within SAP CPI. The message contains all necessary data and metadata required to initiate the subsequent steps in the integration flow.</w:t>
+        <w:t>The **Receiver Endpoint** serves as the target for the integration flow. It is responsible for processing and handling the messages received from the sender component. The receiver endpoint is designed to interact with various systems, services, or databases as defined by the business requirements. However, specific details regarding the nature of these interactions (e.g., system types, protocols used) are not provided in the iFlow XML context.</w:t>
         <w:br/>
         <w:br/>
-        <w:t>### 2.1.2 Receiver Endpoint</w:t>
+        <w:t>The **Runtime Environment** operates within an SAP CPI tenant. This environment provides the necessary infrastructure and services to execute integration flows, manage processes, and ensure seamless communication between different components of the architecture. The runtime environment is configured to support the message-based start event and the receiver endpoint functionalities as required by the business process.</w:t>
         <w:br/>
         <w:br/>
-        <w:t>The receiver endpoint acts as the target component where the integration process delivers its output. This endpoint is configured to receive messages, which can be in various formats such as XML, JSON, or custom-defined message types. The receiver endpoint is responsible for processing these incoming messages and ensuring that they are handled according to predefined business logic.</w:t>
-        <w:br/>
-        <w:br/>
-        <w:t>### 2.1.3 Runtime Environment</w:t>
-        <w:br/>
-        <w:br/>
-        <w:t>The integration runs within an SAP CPI tenant environment, providing a secure and scalable platform for managing complex integration scenarios. The runtime environment ensures that all processes are executed in compliance with the defined policies and security measures established by the tenant. This includes handling data encryption, access control, and logging to maintain data integrity and system security.</w:t>
-        <w:br/>
-        <w:br/>
-        <w:t>### 2.1.4 Integration Flow</w:t>
-        <w:br/>
-        <w:br/>
-        <w:t>The integration flow is designed to process messages from the start event through various steps until they reach the receiver endpoint. While specific adapters or systems are not defined in the provided context, it is assumed that appropriate SAP CPI components will be utilized to handle message transformation, routing, and</w:t>
+        <w:t>In summary, the integration architecture leverages a message-based start event for initiating processes within an SAP CPI tenant, with specific roles assigned to the sender and receiver endpoint components. While the provided context outlines these key elements, additional details such as system types or security configurations are not defined in the iFlow XML.</w:t>
       </w:r>
     </w:p>
     <w:p>
@@ -186,19 +177,25 @@
         <w:t>2.2 Integration Components</w:t>
         <w:br/>
         <w:br/>
-        <w:t>In the context of the provided iFlow XML, no Content Modifiers, Groovy Scripts, or Message Mappings have been specified for integration components. This implies that the data processing and transformation steps within the integration flow are minimal or non-existent based on the current configuration.</w:t>
+        <w:t>In this section, we will detail the integration components as derived from the provided iFlow XML context. The following integration components are identified:</w:t>
         <w:br/>
         <w:br/>
-        <w:t>The absence of Content Modifiers indicates that there is no specific content manipulation required at any point in the integration process. This could mean that the data being exchanged between systems remains unchanged throughout the flow, or it may simply indicate that such modifications are not necessary for the current business requirements.</w:t>
+        <w:t xml:space="preserve">Content Modifiers: None  </w:t>
+        <w:br/>
+        <w:t>The iFlow does not define any content modifiers. This implies that no transformations or modifications to the message payload are required during the integration process.</w:t>
         <w:br/>
         <w:br/>
-        <w:t>Similarly, the lack of Groovy Scripts suggests that dynamic code execution within the iFlow is not utilized. Groovy scripts can be employed to perform complex logic and transformations, but their absence here indicates a straightforward integration process without the need for custom scripting.</w:t>
+        <w:t xml:space="preserve">Groovy Scripts: None  </w:t>
+        <w:br/>
+        <w:t>Similarly, there are no Groovy scripts defined in the iFlow. Groovy scripts would typically be used for custom logic and processing within the integration flow; their absence suggests a straightforward data flow without any custom scripting requirements.</w:t>
         <w:br/>
         <w:br/>
-        <w:t>The absence of Message Mappings also points to a simple data flow where no specific mapping or transformation rules are defined between different message formats or structures. This could imply that the data being transmitted is in a consistent format across all systems involved, or it may indicate that such mappings are not required at this stage of the integration process.</w:t>
+        <w:t xml:space="preserve">Message Mappings: None  </w:t>
+        <w:br/>
+        <w:t>There is no indication of message mappings being utilized in this iFlow. Message mappings are crucial for transforming messages between different formats or structures, and their absence means that the incoming and outgoing messages will likely remain unchanged throughout the integration process.</w:t>
         <w:br/>
         <w:br/>
-        <w:t>Given these observations, it is crucial to ensure that any subsequent development or enhancement activities adhere strictly to the current configuration and do not introduce unnecessary complexity. Any modifications should be carefully evaluated to maintain the simplicity and efficiency of the existing flow.</w:t>
+        <w:t>In summary, based on the provided context, the integration flow involves a direct data transfer without any modifications to the message content, custom logic execution through Groovy scripts, or complex message transformations. This straightforward setup ensures simplicity in design and implementation while maintaining clarity in the data handling process.</w:t>
       </w:r>
     </w:p>
     <w:p>
@@ -214,19 +211,19 @@
         <w:t>3.1 Scenario Description</w:t>
         <w:br/>
         <w:br/>
-        <w:t>The integration scenario described herein processes inbound messages through a linear sequence of steps as defined within the iFlow BPMN model. The scenario does not specify any particular adapters, external systems, or security configurations beyond what is outlined in the iFlow XML context.</w:t>
+        <w:t>The integration scenario described herein processes inbound messages through a linear sequence of steps as defined within the iFlow BPMN model. This process is executed in a predefined, sequential manner without any branching or parallel execution paths. The flow begins with the receipt of an inbound message and progresses through a series of transformation and processing stages until it reaches its final destination.</w:t>
         <w:br/>
         <w:br/>
-        <w:t>The process begins with the receipt of an inbound message, which triggers the execution of the iFlow according to its predefined workflow. Each step in the sequence is designed to perform a specific function, contributing to the overall processing and transformation of the incoming data. The linear nature of the iFlow ensures that each task follows sequentially from the previous one without any branching or parallel execution paths.</w:t>
+        <w:t>The scenario does not specify the exact nature or source of the inbound messages; however, these messages are expected to conform to a defined schema or format as dictated by the iFlow configuration. Upon receipt, each message undergoes a series of transformations and validations before being passed on to subsequent steps in the sequence.</w:t>
         <w:br/>
         <w:br/>
-        <w:t>The scenario does not provide explicit details regarding the types of adapters utilized for message exchange, nor does it specify the external systems involved in the integration process. Similarly, security configurations and access controls are not defined within the provided context; therefore, these aspects must be inferred based on standard SAP CPI practices unless otherwise specified by additional documentation.</w:t>
+        <w:t>No specific adapters or external systems are referenced within the provided context. Similarly, security mechanisms such as authentication or authorization are not detailed; therefore, it is assumed that these aspects are managed outside the scope of this iFlow configuration. The scenario does not provide information regarding error handling or exception management strategies, implying that standard CPI error handling procedures will be applied if any issues arise during message processing.</w:t>
         <w:br/>
         <w:br/>
-        <w:t>The iFlow BPMN model defines a series of tasks that include data transformation, validation, and possibly other operations such as database updates or file system interactions. Each task is executed in order, with the output from one step serving as input to the next until the final step completes the processing cycle. The scenario does not detail any error handling mechanisms or fallback processes; thus, it is assumed that standard SAP CPI error management practices will be applied if necessary.</w:t>
+        <w:t>The linear nature of the sequence ensures a straightforward and predictable flow of data through the integration process. Each step in the sequence is designed to perform specific tasks such as parsing, transformation, validation, and storage, contributing collectively towards the overall goal of the integration scenario. The absence of branching or parallel execution paths simplifies the design and maintenance of the iFlow, making it easier to understand and troubleshoot potential issues.</w:t>
         <w:br/>
         <w:br/>
-        <w:t>In summary, this integration scenario focuses on a linear processing flow driven by inbound messages, with each step in the iFlow BPMN model contributing to the overall data transformation and business process automation. The absence of detailed information regarding adapters, external systems, security configurations, and specific task implementations necessitates reliance on standard SAP CPI practices</w:t>
+        <w:t>In summary, this integration scenario focuses on a linear processing flow for inbound messages, with each step performing distinct tasks necessary for message transformation and delivery. The exact details of these steps are not provided within the context, but they are expected to be defined in the iFlow BPMN</w:t>
       </w:r>
     </w:p>
     <w:p>
@@ -242,16 +239,19 @@
         <w:t>3.2 Data Flows</w:t>
         <w:br/>
         <w:br/>
-        <w:t>In the context of the provided iFlow XML, data flows sequentially through a series of processing steps from the sender to the receiver endpoint. Each step in this sequence is designed to perform specific tasks such as message transformation, validation, and routing, ensuring that the data is processed according to predefined business rules.</w:t>
+        <w:t>In the context of the provided iFlow XML, data flows sequentially through a series of processing steps from the sender to the receiver endpoint. Each step in this sequence is designed to perform specific transformations or validations on the message payload before it is passed to the next step. The flow begins with the sender initiating the process and ends at the receiver's endpoint where the final processed message is delivered.</w:t>
         <w:br/>
         <w:br/>
-        <w:t>The flow begins with the sender initiating the process by creating or retrieving a message. This message then passes through a series of processing steps, each configured to handle different aspects of the data. These steps may include but are not limited to content transformation, validation checks, and routing decisions based on predefined criteria. The exact nature and sequence of these steps are defined within the iFlow XML configuration.</w:t>
+        <w:t>The iFlow does not define any adapters, systems, or security measures beyond the basic structure of data movement. Therefore, no assumptions can be made regarding the underlying technologies or protocols used for communication between steps. The processing steps are configured to handle the message payload in a predefined manner, ensuring that it meets the requirements set by each step before proceeding.</w:t>
         <w:br/>
         <w:br/>
-        <w:t>Upon successful completion of all processing steps, the message is delivered to the receiver endpoint. This delivery mechanism ensures that the data reaches its intended destination in a timely and accurate manner. It is important to note that no additional adapters or systems beyond those explicitly mentioned in the iFlow XML context are assumed in this process. Similarly, any security measures or authentication mechanisms are not defined within the provided context.</w:t>
+        <w:t>The flow is linear and deterministic, meaning that once a message enters the iFlow at the sender's endpoint, it will follow a predetermined path through all defined processing steps until it reaches its final destination. Any errors or exceptions encountered during this process are handled according to the error handling strategy configured within the iFlow, which may involve logging, retry mechanisms, or other corrective actions.</w:t>
         <w:br/>
         <w:br/>
-        <w:t>The sequential nature of the data flow guarantees that each processing step is executed in order, maintaining the integrity and consistency of the message throughout its journey from sender to receiver. Any issues encountered during the processing steps will be handled according to the error handling policies specified within the iFlow configuration, ensuring robustness and reliability of the overall process.</w:t>
+        <w:t>Given that no specific adapters or systems are mentioned in the provided context, it is important to note that the actual implementation details of these components would need to be defined and integrated separately. Similarly, any security measures required for data protection during transit or at rest should be explicitly defined and implemented outside the scope of this iFlow configuration.</w:t>
+        <w:br/>
+        <w:br/>
+        <w:t>In summary, the data flow within the iFlow XML strictly follows a sender-to-receiver path through configured processing steps without additional assumptions about underlying technologies or security mechanisms.</w:t>
       </w:r>
     </w:p>
     <w:p>
@@ -267,19 +267,16 @@
         <w:t>3.3 Security Requirements</w:t>
         <w:br/>
         <w:br/>
-        <w:t>Security measures within the SAP Cloud Platform Integration (SAP CPI) environment are enforced at the adapter level, as explicitly stated in the provided context. There is no explicit security configuration modeled directly within the integration flow (iFlow) design. This implies that any security requirements must be addressed through the appropriate adapter configurations or external security mechanisms.</w:t>
+        <w:t>Security measures are enforced at the adapter level within the SAP Cloud Platform Integration (SAP CPI) environment, as per the provided context. Explicit security configurations are not directly modeled within the integration flow (iFlow) design. This implies that any security requirements must be addressed through the configuration and setup of the adapters used in the iFlows.</w:t>
         <w:br/>
         <w:br/>
-        <w:t>It is crucial to ensure that all adapters used in the iFlows are configured with the necessary security settings, such as authentication and authorization parameters, to protect data integrity and confidentiality during transmission. These settings should align with the overall security policies defined by the organization.</w:t>
+        <w:t>It is important to ensure that each adapter is configured with appropriate security settings such as authentication, authorization, and encryption mechanisms. These settings should align with the overall security policies defined for the SAP CPI environment. The specific types of security configurations required will depend on the nature of the external systems interfacing with the iFlows.</w:t>
         <w:br/>
         <w:br/>
-        <w:t>Since no explicit security configuration is modeled within the iFlow design, it is essential to document and manage these configurations separately from the integration flow definitions. This includes maintaining detailed records of adapter-level security settings, such as credentials, access control lists (ACLs), and encryption keys, which are critical for ensuring secure communication between different systems.</w:t>
+        <w:t>Since no explicit security configuration is modeled within the iFlow design, it is crucial to carefully plan and implement these configurations at the adapter level before deploying any integration flows. This includes setting up secure communication protocols, defining access control policies, and ensuring that sensitive data is handled securely throughout the integration process.</w:t>
         <w:br/>
         <w:br/>
-        <w:t>Given that specific adapters or their security requirements are not defined in the iFlow XML context, it is recommended to refer to the respective adapter documentation for detailed instructions on how to configure security settings. Additionally, any external security mechanisms, such as firewalls, network security groups, or identity and access management (IAM) services, should be properly integrated and configured to complement the adapter-level security measures.</w:t>
-        <w:br/>
-        <w:br/>
-        <w:t>In summary, while no explicit security configuration is modeled within the iFlow design, all necessary security requirements must still be addressed at the adapter level. This ensures that data transmitted through SAP CPI remains secure and compliant with organizational security policies.</w:t>
+        <w:t>In cases where specific security requirements are not defined in the iFlow XML context, it is recommended to consult with the relevant security administrators or refer to the SAP CPI documentation for best practices on securing adapters. Additionally, regular security audits should be conducted to ensure ongoing compliance and effectiveness of the implemented security measures.</w:t>
       </w:r>
     </w:p>
     <w:p>
@@ -295,19 +292,25 @@
         <w:t>4. Error Handling and Logging</w:t>
         <w:br/>
         <w:br/>
-        <w:t>The iFlow leverages standard SAP Cloud Integration (SAP CPI) error handling mechanisms to ensure robust monitoring and management of errors during integration processes. The error handling strategy is designed to capture, log, and manage exceptions that may occur at various stages of the integration flow.</w:t>
+        <w:t>The iFlow leverages standard SAP Cloud Integration (SAP CPI) error handling mechanisms to manage and monitor errors effectively. This section outlines the key aspects of error handling and logging within the context provided.</w:t>
         <w:br/>
         <w:br/>
-        <w:t>Error handling in the iFlow is primarily managed through the use of try-catch blocks within the iFlow design. Each operation or adapter within the iFlow can potentially raise an exception if it encounters a problem. These exceptions are then caught by the appropriate catch block, which allows for custom error handling logic to be executed. This includes logging detailed information about the error, such as the error code, message, and stack trace, into the SAP CPI log.</w:t>
+        <w:t>Error handling in the iFlow is designed to ensure that any issues encountered during execution are appropriately managed, allowing for robust fault tolerance and system reliability. The standard SAP CPI error handling framework includes the following components:</w:t>
         <w:br/>
         <w:br/>
-        <w:t>SAP CPI provides comprehensive logging capabilities that can be configured to capture logs at different levels of severity (e.g., debug, info, warning, error). The iFlow is designed to use these logging mechanisms effectively. Logs are generated for both successful operations and failed ones, providing a detailed trace of the integration process. These logs are stored in the SAP CPI log repository, which can be accessed via the SAP CPI Management Console or through API calls.</w:t>
+        <w:t>1. **Error Types**: Errors can be categorized into different types such as runtime errors, configuration errors, and data validation errors. Each type of error is handled according to predefined rules and policies.</w:t>
         <w:br/>
         <w:br/>
-        <w:t>In addition to standard logging, the iFlow also supports the generation of alerts and notifications when specific error conditions occur. This is achieved by configuring alert rules within the SAP CPI environment that trigger based on predefined criteria (e.g., a certain number of errors in a given time period). These alerts can be sent via email or other notification channels to designated stakeholders, ensuring timely awareness of issues.</w:t>
+        <w:t>2. **Error Propagation**: Errors are propagated through the iFlow using standard SAP CPI error objects. These objects contain detailed information about the error, including the error code, message, and stack trace, which aids in diagnosing issues quickly.</w:t>
         <w:br/>
         <w:br/>
-        <w:t>For detailed monitoring and analysis, the iFlow integrates with SAP CPI’s built-in monitoring tools. These tools provide real-time visibility into the status of integration processes,</w:t>
+        <w:t>3. **Error Handling Policies**: The iFlow is configured with specific error handling policies that dictate how errors should be managed at each step of the process. These policies can include actions such as retrying failed operations, logging detailed information about the failure, or sending notifications to designated stakeholders.</w:t>
+        <w:br/>
+        <w:br/>
+        <w:t>4. **Logging Mechanisms**: Comprehensive logging is an integral part of the iFlow's architecture. Logs are generated for both successful and unsuccessful executions, providing a detailed record of the flow’s operation. The logs include timestamps, error messages, and relevant metadata, facilitating post-execution analysis and troubleshooting.</w:t>
+        <w:br/>
+        <w:br/>
+        <w:t>5. **Monitoring and Alerts**: Standard SAP CPI monitoring tools are utilized to track the execution status of the iFlow. These tools provide real-time visibility into the system's health and performance, enabling proactive management of issues before they escalate. Additionally, alerts can be configured to notify administrators or</w:t>
       </w:r>
     </w:p>
     <w:p>
@@ -323,25 +326,19 @@
         <w:t>5. Testing Validation</w:t>
         <w:br/>
         <w:br/>
-        <w:t>Testing within the context of an Integration Flow (iFlow) execution involves several key components to ensure that the integration processes are functioning as expected. The testing phase includes test message execution, payload verification, and monitoring via SAP CPI operational dashboards.</w:t>
+        <w:t>Testing within the context of an Integration Flow (iFlow) in SAP Cloud Platform Integration (SAP CPI) involves several key activities to ensure that the integration logic functions as expected. This section outlines the primary testing methodologies and tools utilized.</w:t>
         <w:br/>
         <w:br/>
-        <w:t>Test Message Execution:</w:t>
-        <w:br/>
-        <w:t>During the test message execution phase, predefined messages are sent through the iFlow to validate its behavior under various scenarios. These tests can be configured within the SAP CPI environment using the Test Message feature. Each test message is designed to cover specific integration points or business rules defined in the iFlow. The system will execute these messages as if they were real-time transactions, allowing for the verification of data flow and transformation logic.</w:t>
+        <w:t>Firstly, test message execution is a critical component of validation. Test messages are crafted to simulate real-world scenarios and are executed through the iFlow to verify its behavior under various conditions. These tests can include both positive and negative cases to ensure robustness. The test messages should be designed based on the expected input payloads and the anticipated output, ensuring that all branches and decision points within the iFlow are thoroughly tested.</w:t>
         <w:br/>
         <w:br/>
-        <w:t>Payload Verification:</w:t>
-        <w:br/>
-        <w:t>Payload verification ensures that the data being processed by the iFlow meets the expected format and content requirements. This step involves comparing the actual payload received or generated during test message execution against predefined validation rules. These rules can be defined using XPath expressions, regular expressions, or custom scripts to check for specific conditions such as data type, length, presence of required fields, and consistency checks.</w:t>
+        <w:t>Payload verification is another essential aspect of testing validation. This process involves comparing the actual output generated by the iFlow against predefined expectations. Verification can be performed using SAP CPI’s built-in validation tools or through custom scripts if necessary. The focus should be on ensuring that the payload structure, content, and format meet the requirements specified in the integration design.</w:t>
         <w:br/>
         <w:br/>
-        <w:t>Monitoring via SAP CPI Operational Dashboards:</w:t>
-        <w:br/>
-        <w:t>To support continuous monitoring and troubleshooting, the iFlow leverages SAP CPI operational dashboards. These dashboards provide real-time visibility into the execution status, performance metrics, and error logs of the integration processes. Key indicators such as message throughput, latency, and error rates are displayed to help identify any issues or bottlenecks in the flow. Additionally, alerts can be configured to notify stakeholders when predefined thresholds are exceeded, ensuring timely intervention if necessary.</w:t>
+        <w:t>Monitoring via SAP CPI operational dashboards is a crucial step to validate the ongoing performance of the iFlow. These dashboards provide real-time insights into the flow’s execution status, error rates, latency, and throughput. By leveraging these tools, administrators can identify any issues or bottlenecks that may arise during runtime. Additionally, alerts can be configured to notify stakeholders in case of failures or when specific thresholds are breached.</w:t>
         <w:br/>
         <w:br/>
-        <w:t>In summary, the testing validation process for an iFlow within SAP CPI involves executing test messages, verifying payload integrity, and utilizing operational dashboards for real-time monitoring. These steps</w:t>
+        <w:t>In summary, testing validation within SAP CPI involves comprehensive test message execution, meticulous payload verification, and continuous monitoring through operational dashboards. These activities collectively ensure the reliability and effectiveness of the integration flow, providing a solid foundation for its deployment and maintenance.</w:t>
       </w:r>
     </w:p>
     <w:p>
@@ -357,24 +354,24 @@
         <w:t>6. Reference Documents</w:t>
         <w:br/>
         <w:br/>
-        <w:t>The official documentation for SAP Integration Suite – Cloud Integration serves as a critical reference for technical architects and developers working with the SAP Cloud Platform Integration (SAP CPI) technology. This document provides comprehensive guidance on the architecture, configuration, and implementation of integration scenarios using SAP CPI.</w:t>
+        <w:t>The official documentation for SAP Integration Suite – Cloud Integration serves as a comprehensive reference for technical architects and developers working with SAP Cloud Platform Integration (SAP CPI). This document provides detailed information on the architecture, configuration, and usage of various components within SAP CPI.</w:t>
         <w:br/>
         <w:br/>
-        <w:t>For detailed information on the various components and functionalities within SAP CPI, refer to the official documentation available at [SAP Documentation Portal]. The documentation covers a wide range of topics including but not limited to:</w:t>
+        <w:t>For a thorough understanding and effective implementation of integration scenarios using iFlow XML, refer to the official documentation provided by SAP. The documentation covers key areas such as:</w:t>
         <w:br/>
         <w:br/>
-        <w:t>- **System Architecture**: Describes the high-level architecture of SAP CPI, detailing the roles and interactions between different system components.</w:t>
+        <w:t>- **iFlow XML Syntax**: Detailed syntax rules for defining integration flows in XML format.</w:t>
         <w:br/>
-        <w:t>- **Adapter Reference**: Provides in-depth information on the various adapters supported by SAP CPI, their capabilities, and configuration options. Note that specific adapter details are not defined within the iFlow XML provided.</w:t>
+        <w:t>- **Adapter Reference**: Descriptions and usage guidelines for various adapters available within SAP CPI, including their configuration parameters and supported operations.</w:t>
         <w:br/>
-        <w:t>- **Message Flow Design**: Offers guidance on designing message flows, including the use of business rules, transformations, and error handling mechanisms.</w:t>
+        <w:t>- **Message Transformation**: Techniques and tools for transforming messages during the integration process.</w:t>
         <w:br/>
-        <w:t>- **Security Considerations**: Discusses security best practices for integrating systems, including authentication, authorization, and encryption methods. Security configurations specific to the iFlow are not defined in the provided XML.</w:t>
+        <w:t>- **Error Handling and Monitoring**: Best practices for handling errors and monitoring the status of integration processes.</w:t>
         <w:br/>
-        <w:t>- **Monitoring and Troubleshooting**: Provides tools and techniques for monitoring integration processes and troubleshooting issues that may arise during runtime.</w:t>
+        <w:t>- **Security Considerations**: Guidelines on securing integration flows, including authentication mechanisms and encryption methods.</w:t>
         <w:br/>
         <w:br/>
-        <w:t>For any specific implementation details or customizations required beyond the standard functionalities, refer to the SAP CPI documentation available at [SAP Documentation Portal]. This resource is essential for ensuring a thorough understanding of SAP CPI capabilities and best practices.</w:t>
+        <w:t>It is important to note that while this documentation provides extensive guidance, certain aspects such as specific adapter implementations or detailed security configurations may not be explicitly defined in the iFlow XML context. Therefore, additional reference material from SAP should be consulted for a complete understanding of these areas.</w:t>
       </w:r>
     </w:p>
     <w:sectPr>
